--- a/documentation/julia-piv-guide.docx
+++ b/documentation/julia-piv-guide.docx
@@ -24,8 +24,20 @@
         <w:t>Robin Shindelman</w:t>
       </w:r>
     </w:p>
+    <w:p/>
+    <w:p/>
     <w:sdt>
       <w:sdtPr>
+        <w:rPr>
+          <w:rFonts w:ascii="Garamond" w:eastAsiaTheme="minorHAnsi" w:hAnsi="Garamond" w:cs="Times New Roman (Body CS)"/>
+          <w:b w:val="0"/>
+          <w:bCs w:val="0"/>
+          <w:color w:val="auto"/>
+          <w:kern w:val="2"/>
+          <w:sz w:val="24"/>
+          <w:szCs w:val="24"/>
+          <w14:ligatures w14:val="standardContextual"/>
+        </w:rPr>
         <w:id w:val="-315956681"/>
         <w:docPartObj>
           <w:docPartGallery w:val="Table of Contents"/>
@@ -34,13 +46,7 @@
       </w:sdtPr>
       <w:sdtEndPr>
         <w:rPr>
-          <w:rFonts w:ascii="Garamond" w:eastAsiaTheme="minorHAnsi" w:hAnsi="Garamond" w:cs="Times New Roman (Body CS)"/>
           <w:noProof/>
-          <w:color w:val="auto"/>
-          <w:kern w:val="2"/>
-          <w:sz w:val="24"/>
-          <w:szCs w:val="24"/>
-          <w14:ligatures w14:val="standardContextual"/>
         </w:rPr>
       </w:sdtEndPr>
       <w:sdtContent>
@@ -59,6 +65,11 @@
               <w:tab w:val="right" w:leader="dot" w:pos="9350"/>
             </w:tabs>
             <w:rPr>
+              <w:rFonts w:eastAsiaTheme="minorEastAsia" w:cstheme="minorBidi"/>
+              <w:b w:val="0"/>
+              <w:bCs w:val="0"/>
+              <w:i w:val="0"/>
+              <w:iCs w:val="0"/>
               <w:noProof/>
             </w:rPr>
           </w:pPr>
@@ -79,13 +90,13 @@
             </w:rPr>
             <w:fldChar w:fldCharType="separate"/>
           </w:r>
-          <w:hyperlink w:anchor="_Toc199844327" w:history="1">
+          <w:hyperlink w:anchor="_Toc200452478" w:history="1">
             <w:r>
               <w:rPr>
                 <w:rStyle w:val="Hyperlink"/>
                 <w:noProof/>
               </w:rPr>
-              <w:t>Useful URLs</w:t>
+              <w:t>Useful Paths</w:t>
             </w:r>
             <w:r>
               <w:rPr>
@@ -106,7 +117,7 @@
                 <w:noProof/>
                 <w:webHidden/>
               </w:rPr>
-              <w:instrText xml:space="preserve"> PAGEREF _Toc199844327 \h </w:instrText>
+              <w:instrText xml:space="preserve"> PAGEREF _Toc200452478 \h </w:instrText>
             </w:r>
             <w:r>
               <w:rPr>
@@ -144,10 +155,15 @@
               <w:tab w:val="right" w:leader="dot" w:pos="9350"/>
             </w:tabs>
             <w:rPr>
+              <w:rFonts w:eastAsiaTheme="minorEastAsia" w:cstheme="minorBidi"/>
+              <w:b w:val="0"/>
+              <w:bCs w:val="0"/>
+              <w:i w:val="0"/>
+              <w:iCs w:val="0"/>
               <w:noProof/>
             </w:rPr>
           </w:pPr>
-          <w:hyperlink w:anchor="_Toc199844328" w:history="1">
+          <w:hyperlink w:anchor="_Toc200452479" w:history="1">
             <w:r>
               <w:rPr>
                 <w:rStyle w:val="Hyperlink"/>
@@ -174,75 +190,7 @@
                 <w:noProof/>
                 <w:webHidden/>
               </w:rPr>
-              <w:instrText xml:space="preserve"> PAGEREF _Toc199844328 \h </w:instrText>
-            </w:r>
-            <w:r>
-              <w:rPr>
-                <w:noProof/>
-                <w:webHidden/>
-              </w:rPr>
-            </w:r>
-            <w:r>
-              <w:rPr>
-                <w:noProof/>
-                <w:webHidden/>
-              </w:rPr>
-              <w:fldChar w:fldCharType="separate"/>
-            </w:r>
-            <w:r>
-              <w:rPr>
-                <w:noProof/>
-                <w:webHidden/>
-              </w:rPr>
-              <w:t>1</w:t>
-            </w:r>
-            <w:r>
-              <w:rPr>
-                <w:noProof/>
-                <w:webHidden/>
-              </w:rPr>
-              <w:fldChar w:fldCharType="end"/>
-            </w:r>
-          </w:hyperlink>
-        </w:p>
-        <w:p>
-          <w:pPr>
-            <w:pStyle w:val="TOC1"/>
-            <w:tabs>
-              <w:tab w:val="right" w:leader="dot" w:pos="9350"/>
-            </w:tabs>
-            <w:rPr>
-              <w:noProof/>
-            </w:rPr>
-          </w:pPr>
-          <w:hyperlink w:anchor="_Toc199844329" w:history="1">
-            <w:r>
-              <w:rPr>
-                <w:rStyle w:val="Hyperlink"/>
-                <w:noProof/>
-              </w:rPr>
-              <w:t>Via Linux Terminal</w:t>
-            </w:r>
-            <w:r>
-              <w:rPr>
-                <w:noProof/>
-                <w:webHidden/>
-              </w:rPr>
-              <w:tab/>
-            </w:r>
-            <w:r>
-              <w:rPr>
-                <w:noProof/>
-                <w:webHidden/>
-              </w:rPr>
-              <w:fldChar w:fldCharType="begin"/>
-            </w:r>
-            <w:r>
-              <w:rPr>
-                <w:noProof/>
-                <w:webHidden/>
-              </w:rPr>
-              <w:instrText xml:space="preserve"> PAGEREF _Toc199844329 \h </w:instrText>
+              <w:instrText xml:space="preserve"> PAGEREF _Toc200452479 \h </w:instrText>
             </w:r>
             <w:r>
               <w:rPr>
@@ -280,10 +228,88 @@
               <w:tab w:val="right" w:leader="dot" w:pos="9350"/>
             </w:tabs>
             <w:rPr>
+              <w:rFonts w:eastAsiaTheme="minorEastAsia" w:cstheme="minorBidi"/>
+              <w:b w:val="0"/>
+              <w:bCs w:val="0"/>
+              <w:i w:val="0"/>
+              <w:iCs w:val="0"/>
               <w:noProof/>
             </w:rPr>
           </w:pPr>
-          <w:hyperlink w:anchor="_Toc199844330" w:history="1">
+          <w:hyperlink w:anchor="_Toc200452480" w:history="1">
+            <w:r>
+              <w:rPr>
+                <w:rStyle w:val="Hyperlink"/>
+                <w:noProof/>
+              </w:rPr>
+              <w:t>Via Linux Terminal</w:t>
+            </w:r>
+            <w:r>
+              <w:rPr>
+                <w:noProof/>
+                <w:webHidden/>
+              </w:rPr>
+              <w:tab/>
+            </w:r>
+            <w:r>
+              <w:rPr>
+                <w:noProof/>
+                <w:webHidden/>
+              </w:rPr>
+              <w:fldChar w:fldCharType="begin"/>
+            </w:r>
+            <w:r>
+              <w:rPr>
+                <w:noProof/>
+                <w:webHidden/>
+              </w:rPr>
+              <w:instrText xml:space="preserve"> PAGEREF _Toc200452480 \h </w:instrText>
+            </w:r>
+            <w:r>
+              <w:rPr>
+                <w:noProof/>
+                <w:webHidden/>
+              </w:rPr>
+            </w:r>
+            <w:r>
+              <w:rPr>
+                <w:noProof/>
+                <w:webHidden/>
+              </w:rPr>
+              <w:fldChar w:fldCharType="separate"/>
+            </w:r>
+            <w:r>
+              <w:rPr>
+                <w:noProof/>
+                <w:webHidden/>
+              </w:rPr>
+              <w:t>3</w:t>
+            </w:r>
+            <w:r>
+              <w:rPr>
+                <w:noProof/>
+                <w:webHidden/>
+              </w:rPr>
+              <w:fldChar w:fldCharType="end"/>
+            </w:r>
+          </w:hyperlink>
+        </w:p>
+        <w:p>
+          <w:pPr>
+            <w:pStyle w:val="TOC1"/>
+            <w:tabs>
+              <w:tab w:val="right" w:leader="dot" w:pos="9350"/>
+            </w:tabs>
+            <w:rPr>
+              <w:rFonts w:eastAsiaTheme="minorEastAsia" w:cstheme="minorBidi"/>
+              <w:b w:val="0"/>
+              <w:bCs w:val="0"/>
+              <w:i w:val="0"/>
+              <w:iCs w:val="0"/>
+              <w:noProof/>
+            </w:rPr>
+          </w:pPr>
+          <w:hyperlink w:anchor="_Toc200452481" w:history="1">
             <w:r>
               <w:rPr>
                 <w:rStyle w:val="Hyperlink"/>
@@ -310,7 +336,7 @@
                 <w:noProof/>
                 <w:webHidden/>
               </w:rPr>
-              <w:instrText xml:space="preserve"> PAGEREF _Toc199844330 \h </w:instrText>
+              <w:instrText xml:space="preserve"> PAGEREF _Toc200452481 \h </w:instrText>
             </w:r>
             <w:r>
               <w:rPr>
@@ -330,7 +356,7 @@
                 <w:noProof/>
                 <w:webHidden/>
               </w:rPr>
-              <w:t>2</w:t>
+              <w:t>5</w:t>
             </w:r>
             <w:r>
               <w:rPr>
@@ -342,6 +368,11 @@
           </w:hyperlink>
         </w:p>
         <w:p>
+          <w:pPr>
+            <w:rPr>
+              <w:noProof/>
+            </w:rPr>
+          </w:pPr>
           <w:r>
             <w:rPr>
               <w:b/>
@@ -353,15 +384,23 @@
         </w:p>
       </w:sdtContent>
     </w:sdt>
+    <w:p/>
+    <w:p/>
+    <w:p/>
     <w:p>
       <w:pPr>
         <w:pStyle w:val="Heading1"/>
       </w:pPr>
-      <w:bookmarkStart w:id="0" w:name="_Toc199844327"/>
-      <w:r>
-        <w:t>Useful URLs</w:t>
-      </w:r>
+      <w:bookmarkStart w:id="0" w:name="_Useful_Paths"/>
+      <w:bookmarkStart w:id="1" w:name="_Toc200452478"/>
       <w:bookmarkEnd w:id="0"/>
+      <w:r>
+        <w:t>Useful</w:t>
+      </w:r>
+      <w:r>
+        <w:t xml:space="preserve"> Paths</w:t>
+      </w:r>
+      <w:bookmarkEnd w:id="1"/>
     </w:p>
     <w:tbl>
       <w:tblPr>
@@ -397,9 +436,20 @@
               <w:t>/home/server/pi/homes/shindelr/scripts/pivpipe</w:t>
             </w:r>
           </w:p>
+          <w:p/>
           <w:p>
+            <w:pPr>
+              <w:rPr>
+                <w:b/>
+                <w:bCs/>
+              </w:rPr>
+            </w:pPr>
             <w:r>
-              <w:t xml:space="preserve">YAML config files: </w:t>
+              <w:rPr>
+                <w:b/>
+                <w:bCs/>
+              </w:rPr>
+              <w:t>YAML config files</w:t>
             </w:r>
           </w:p>
           <w:p>
@@ -457,15 +507,39 @@
               </w:rPr>
               <w:t>PIVPipelineUtility</w:t>
             </w:r>
-          </w:p>
-          <w:p>
             <w:r>
-              <w:t>/home/server/pi/homes/shindelr/Nearshore-PIV/piv_build</w:t>
+              <w:rPr>
+                <w:b/>
+                <w:bCs/>
+              </w:rPr>
+              <w:t xml:space="preserve"> source</w:t>
             </w:r>
           </w:p>
           <w:p>
             <w:r>
-              <w:t xml:space="preserve">Executable binary for the Julia pipeline: </w:t>
+              <w:t>/home/server/pi/homes/shindelr/Nearshore-PIV/</w:t>
+            </w:r>
+            <w:r>
+              <w:t>PIVPipelineUtility</w:t>
+            </w:r>
+            <w:r>
+              <w:t>/src/PIVPipelineUtility.jl</w:t>
+            </w:r>
+          </w:p>
+          <w:p/>
+          <w:p>
+            <w:pPr>
+              <w:rPr>
+                <w:b/>
+                <w:bCs/>
+              </w:rPr>
+            </w:pPr>
+            <w:r>
+              <w:rPr>
+                <w:b/>
+                <w:bCs/>
+              </w:rPr>
+              <w:t>Executable binary for the Julia pipeline</w:t>
             </w:r>
           </w:p>
           <w:p>
@@ -484,75 +558,303 @@
       </w:tr>
     </w:tbl>
     <w:p/>
-    <w:p>
-      <w:pPr>
-        <w:pStyle w:val="Heading1"/>
-      </w:pPr>
-      <w:bookmarkStart w:id="1" w:name="_Toc199844328"/>
-      <w:r>
-        <w:t>Process Outline</w:t>
-      </w:r>
-      <w:bookmarkEnd w:id="1"/>
-    </w:p>
-    <w:p>
-      <w:r>
-        <w:t xml:space="preserve">There are two primary ways to run this PIV application. Through a series of Linux commands and scripts or by way of a point and click graphical user interface which is currently under development. </w:t>
-      </w:r>
-    </w:p>
-    <w:p/>
-    <w:p>
-      <w:r>
-        <w:t>From a high level, the full PIV pipeline</w:t>
-      </w:r>
-    </w:p>
     <w:p/>
     <w:p/>
-    <w:p>
-      <w:r>
-        <w:t>The terminal route makes use of the following small applications:</w:t>
-      </w:r>
-    </w:p>
     <w:p/>
-    <w:p>
-      <w:pPr>
-        <w:pStyle w:val="ListParagraph"/>
+    <w:p/>
+    <w:p/>
+    <w:p/>
+    <w:p/>
+    <w:p>
+      <w:pPr>
+        <w:pStyle w:val="Heading1"/>
+        <w:spacing w:before="0"/>
+      </w:pPr>
+      <w:bookmarkStart w:id="2" w:name="_Process_Outline"/>
+      <w:bookmarkStart w:id="3" w:name="_Toc200452479"/>
+      <w:bookmarkEnd w:id="2"/>
+      <w:r>
+        <w:lastRenderedPageBreak/>
+        <w:t>Process Outline</w:t>
+      </w:r>
+      <w:bookmarkEnd w:id="3"/>
+    </w:p>
+    <w:p>
+      <w:pPr>
+        <w:spacing w:line="276" w:lineRule="auto"/>
+      </w:pPr>
+      <w:r>
+        <w:t xml:space="preserve">There are two primary ways to run this PIV application. Through a series of Linux commands and scripts or by way of a point and click graphical user interface which is currently under development. </w:t>
+      </w:r>
+    </w:p>
+    <w:p>
+      <w:pPr>
+        <w:spacing w:line="276" w:lineRule="auto"/>
+      </w:pPr>
+    </w:p>
+    <w:p>
+      <w:pPr>
+        <w:spacing w:line="276" w:lineRule="auto"/>
+      </w:pPr>
+      <w:r>
+        <w:rPr>
+          <w:noProof/>
+        </w:rPr>
+        <w:drawing>
+          <wp:anchor distT="0" distB="0" distL="114300" distR="114300" simplePos="0" relativeHeight="251658240" behindDoc="1" locked="0" layoutInCell="1" allowOverlap="1" wp14:anchorId="5ECBFFAF" wp14:editId="006B5582">
+            <wp:simplePos x="0" y="0"/>
+            <wp:positionH relativeFrom="column">
+              <wp:posOffset>-836984</wp:posOffset>
+            </wp:positionH>
+            <wp:positionV relativeFrom="paragraph">
+              <wp:posOffset>224155</wp:posOffset>
+            </wp:positionV>
+            <wp:extent cx="7621270" cy="2392680"/>
+            <wp:effectExtent l="0" t="0" r="0" b="0"/>
+            <wp:wrapTight wrapText="bothSides">
+              <wp:wrapPolygon edited="0">
+                <wp:start x="0" y="0"/>
+                <wp:lineTo x="0" y="21439"/>
+                <wp:lineTo x="21560" y="21439"/>
+                <wp:lineTo x="21560" y="0"/>
+                <wp:lineTo x="0" y="0"/>
+              </wp:wrapPolygon>
+            </wp:wrapTight>
+            <wp:docPr id="687797750" name="Picture 1" descr="A diagram of a diagram&#10;&#10;AI-generated content may be incorrect."/>
+            <wp:cNvGraphicFramePr>
+              <a:graphicFrameLocks xmlns:a="http://schemas.openxmlformats.org/drawingml/2006/main" noChangeAspect="1"/>
+            </wp:cNvGraphicFramePr>
+            <a:graphic xmlns:a="http://schemas.openxmlformats.org/drawingml/2006/main">
+              <a:graphicData uri="http://schemas.openxmlformats.org/drawingml/2006/picture">
+                <pic:pic xmlns:pic="http://schemas.openxmlformats.org/drawingml/2006/picture">
+                  <pic:nvPicPr>
+                    <pic:cNvPr id="687797750" name="Picture 1" descr="A diagram of a diagram&#10;&#10;AI-generated content may be incorrect."/>
+                    <pic:cNvPicPr/>
+                  </pic:nvPicPr>
+                  <pic:blipFill>
+                    <a:blip r:embed="rId6" cstate="print">
+                      <a:extLst>
+                        <a:ext uri="{28A0092B-C50C-407E-A947-70E740481C1C}">
+                          <a14:useLocalDpi xmlns:a14="http://schemas.microsoft.com/office/drawing/2010/main" val="0"/>
+                        </a:ext>
+                      </a:extLst>
+                    </a:blip>
+                    <a:stretch>
+                      <a:fillRect/>
+                    </a:stretch>
+                  </pic:blipFill>
+                  <pic:spPr>
+                    <a:xfrm>
+                      <a:off x="0" y="0"/>
+                      <a:ext cx="7621270" cy="2392680"/>
+                    </a:xfrm>
+                    <a:prstGeom prst="rect">
+                      <a:avLst/>
+                    </a:prstGeom>
+                  </pic:spPr>
+                </pic:pic>
+              </a:graphicData>
+            </a:graphic>
+            <wp14:sizeRelH relativeFrom="page">
+              <wp14:pctWidth>0</wp14:pctWidth>
+            </wp14:sizeRelH>
+            <wp14:sizeRelV relativeFrom="page">
+              <wp14:pctHeight>0</wp14:pctHeight>
+            </wp14:sizeRelV>
+          </wp:anchor>
+        </w:drawing>
+      </w:r>
+      <w:r>
+        <w:t>From a high level, the full pipeline</w:t>
+      </w:r>
+      <w:r>
+        <w:t xml:space="preserve"> looks like this:</w:t>
+      </w:r>
+    </w:p>
+    <w:p>
+      <w:pPr>
+        <w:spacing w:line="276" w:lineRule="auto"/>
         <w:rPr>
           <w:b/>
           <w:bCs/>
         </w:rPr>
       </w:pPr>
+    </w:p>
+    <w:p>
+      <w:pPr>
+        <w:spacing w:line="276" w:lineRule="auto"/>
+      </w:pPr>
       <w:r>
         <w:rPr>
           <w:b/>
           <w:bCs/>
         </w:rPr>
-        <w:t>b</w:t>
+        <w:t>batch</w:t>
       </w:r>
       <w:r>
         <w:rPr>
           <w:b/>
           <w:bCs/>
         </w:rPr>
-        <w:t>atch</w:t>
+        <w:t>er</w:t>
       </w:r>
       <w:r>
         <w:rPr>
           <w:b/>
           <w:bCs/>
         </w:rPr>
-        <w:t>er</w:t>
+        <w:t>:</w:t>
       </w:r>
       <w:r>
         <w:rPr>
           <w:b/>
           <w:bCs/>
         </w:rPr>
-        <w:t>:</w:t>
+        <w:t xml:space="preserve"> </w:t>
+      </w:r>
+      <w:r>
+        <w:t xml:space="preserve">a simple </w:t>
+      </w:r>
+      <w:r>
+        <w:t xml:space="preserve">python </w:t>
+      </w:r>
+      <w:r>
+        <w:t xml:space="preserve">script which creates batches of text files according to the number of images in the directory being prepared for processing. </w:t>
+      </w:r>
+      <w:r>
+        <w:t xml:space="preserve">Each text file contains the absolute paths </w:t>
+      </w:r>
+      <w:r>
+        <w:t>of</w:t>
+      </w:r>
+      <w:r>
+        <w:t xml:space="preserve"> every image in the batch. </w:t>
+      </w:r>
+    </w:p>
+    <w:p>
+      <w:pPr>
+        <w:spacing w:line="276" w:lineRule="auto"/>
+      </w:pPr>
+    </w:p>
+    <w:p>
+      <w:pPr>
+        <w:spacing w:line="276" w:lineRule="auto"/>
+      </w:pPr>
+      <w:r>
+        <w:t xml:space="preserve">It’s </w:t>
+      </w:r>
+      <w:r>
+        <w:t>recommend that</w:t>
+      </w:r>
+      <w:r>
+        <w:t xml:space="preserve"> the user</w:t>
+      </w:r>
+      <w:r>
+        <w:t xml:space="preserve"> do some arithmetic before this step so that you end up with a number of batches, each with a number of image paths evenly divisible by the PIV N setting.</w:t>
+      </w:r>
+      <w:r>
+        <w:t xml:space="preserve"> For example, an unprocessed SVS directory may contain 12 images, if N=3 for PIV, number of batches created </w:t>
+      </w:r>
+      <w:r>
+        <w:t>should be set to either 2 or 4</w:t>
+      </w:r>
+      <w:r>
+        <w:t>, this way each batch contains</w:t>
+      </w:r>
+      <w:r>
+        <w:t xml:space="preserve"> either</w:t>
+      </w:r>
+      <w:r>
+        <w:t xml:space="preserve"> 3 </w:t>
+      </w:r>
+      <w:r>
+        <w:t xml:space="preserve">or 6 </w:t>
+      </w:r>
+      <w:r>
+        <w:t xml:space="preserve">images. </w:t>
+      </w:r>
+    </w:p>
+    <w:p>
+      <w:pPr>
+        <w:spacing w:line="276" w:lineRule="auto"/>
+      </w:pPr>
+    </w:p>
+    <w:p>
+      <w:pPr>
+        <w:spacing w:line="276" w:lineRule="auto"/>
+      </w:pPr>
+      <w:r>
+        <w:t>Example:</w:t>
+      </w:r>
+    </w:p>
+    <w:p>
+      <w:pPr>
+        <w:spacing w:line="276" w:lineRule="auto"/>
+      </w:pPr>
+    </w:p>
+    <w:p>
+      <w:pPr>
+        <w:spacing w:line="276" w:lineRule="auto"/>
+        <w:jc w:val="center"/>
+        <w:rPr>
+          <w:rFonts w:ascii="Courier New" w:hAnsi="Courier New" w:cs="Courier New"/>
+          <w:sz w:val="20"/>
+          <w:szCs w:val="20"/>
+        </w:rPr>
+      </w:pPr>
+      <w:r>
+        <w:rPr>
+          <w:rFonts w:ascii="Courier New" w:hAnsi="Courier New" w:cs="Courier New"/>
+          <w:sz w:val="20"/>
+          <w:szCs w:val="20"/>
+        </w:rPr>
+        <w:t xml:space="preserve">batcher </w:t>
+      </w:r>
+      <w:r>
+        <w:rPr>
+          <w:rFonts w:ascii="Courier New" w:hAnsi="Courier New" w:cs="Courier New"/>
+          <w:sz w:val="20"/>
+          <w:szCs w:val="20"/>
+        </w:rPr>
+        <w:t xml:space="preserve">   -o </w:t>
+      </w:r>
+      <w:r>
+        <w:rPr>
+          <w:rFonts w:ascii="Courier New" w:hAnsi="Courier New" w:cs="Courier New"/>
+          <w:sz w:val="20"/>
+          <w:szCs w:val="20"/>
+        </w:rPr>
+        <w:t xml:space="preserve"> </w:t>
+      </w:r>
+      <w:r>
+        <w:rPr>
+          <w:rFonts w:ascii="Courier New" w:hAnsi="Courier New" w:cs="Courier New"/>
+          <w:sz w:val="20"/>
+          <w:szCs w:val="20"/>
+        </w:rPr>
+        <w:t xml:space="preserve">fake/path/batched_svs    -b </w:t>
+      </w:r>
+      <w:r>
+        <w:rPr>
+          <w:rFonts w:ascii="Courier New" w:hAnsi="Courier New" w:cs="Courier New"/>
+          <w:sz w:val="20"/>
+          <w:szCs w:val="20"/>
+        </w:rPr>
+        <w:t xml:space="preserve"> </w:t>
+      </w:r>
+      <w:r>
+        <w:rPr>
+          <w:rFonts w:ascii="Courier New" w:hAnsi="Courier New" w:cs="Courier New"/>
+          <w:sz w:val="20"/>
+          <w:szCs w:val="20"/>
+        </w:rPr>
+        <w:t>4    fake/path/original_svs</w:t>
       </w:r>
     </w:p>
     <w:p>
       <w:pPr>
         <w:pStyle w:val="ListParagraph"/>
+        <w:spacing w:line="276" w:lineRule="auto"/>
         <w:rPr>
           <w:b/>
           <w:bCs/>
@@ -561,44 +863,269 @@
     </w:p>
     <w:p>
       <w:pPr>
+        <w:spacing w:line="276" w:lineRule="auto"/>
+      </w:pPr>
+      <w:r>
+        <w:t>Installation:</w:t>
+      </w:r>
+    </w:p>
+    <w:p>
+      <w:pPr>
+        <w:spacing w:line="276" w:lineRule="auto"/>
+      </w:pPr>
+    </w:p>
+    <w:p>
+      <w:pPr>
+        <w:spacing w:line="276" w:lineRule="auto"/>
+        <w:rPr>
+          <w:rFonts w:ascii="Courier New" w:hAnsi="Courier New" w:cs="Courier New"/>
+          <w:sz w:val="20"/>
+          <w:szCs w:val="20"/>
+        </w:rPr>
+      </w:pPr>
+      <w:r>
+        <w:rPr>
+          <w:rFonts w:ascii="Courier New" w:hAnsi="Courier New" w:cs="Courier New"/>
+          <w:sz w:val="20"/>
+          <w:szCs w:val="20"/>
+        </w:rPr>
+        <w:t>python3 -m pip install --user</w:t>
+      </w:r>
+      <w:r>
+        <w:rPr>
+          <w:rFonts w:ascii="Courier New" w:hAnsi="Courier New" w:cs="Courier New"/>
+          <w:sz w:val="20"/>
+          <w:szCs w:val="20"/>
+        </w:rPr>
+        <w:t xml:space="preserve"> </w:t>
+      </w:r>
+      <w:r>
+        <w:rPr>
+          <w:rFonts w:ascii="Courier New" w:hAnsi="Courier New" w:cs="Courier New"/>
+          <w:sz w:val="20"/>
+          <w:szCs w:val="20"/>
+        </w:rPr>
+        <w:t>/home/server/pi/homes/shindelr/scripts/batchscript</w:t>
+      </w:r>
+    </w:p>
+    <w:p>
+      <w:pPr>
         <w:pStyle w:val="ListParagraph"/>
+        <w:spacing w:line="276" w:lineRule="auto"/>
         <w:rPr>
           <w:b/>
           <w:bCs/>
         </w:rPr>
       </w:pPr>
-      <w:r>
+    </w:p>
+    <w:p>
+      <w:pPr>
+        <w:pStyle w:val="ListParagraph"/>
+        <w:spacing w:line="276" w:lineRule="auto"/>
         <w:rPr>
           <w:b/>
           <w:bCs/>
         </w:rPr>
-        <w:t>pivpipe:</w:t>
-      </w:r>
-    </w:p>
-    <w:p>
-      <w:pPr>
-        <w:pStyle w:val="ListParagraph"/>
+      </w:pPr>
+    </w:p>
+    <w:p>
+      <w:pPr>
+        <w:spacing w:line="276" w:lineRule="auto"/>
+      </w:pPr>
+      <w:r>
         <w:rPr>
           <w:b/>
           <w:bCs/>
         </w:rPr>
-      </w:pPr>
-    </w:p>
-    <w:p>
-      <w:pPr>
-        <w:pStyle w:val="ListParagraph"/>
-      </w:pPr>
+        <w:t>pivpipe:</w:t>
+      </w:r>
       <w:r>
         <w:rPr>
           <w:b/>
           <w:bCs/>
         </w:rPr>
-        <w:t>PIVPipelineUtility:</w:t>
-      </w:r>
-    </w:p>
-    <w:p>
-      <w:pPr>
-        <w:ind w:left="720"/>
+        <w:t xml:space="preserve"> </w:t>
+      </w:r>
+      <w:r>
+        <w:t xml:space="preserve">a python script </w:t>
+      </w:r>
+      <w:r>
+        <w:t>which uses multiprocessing to spawn many Julia processes, each tasked with running PIV on a</w:t>
+      </w:r>
+      <w:r>
+        <w:t xml:space="preserve"> single</w:t>
+      </w:r>
+      <w:r>
+        <w:t xml:space="preserve"> bat</w:t>
+      </w:r>
+      <w:r>
+        <w:t>ch text file.</w:t>
+      </w:r>
+      <w:r>
+        <w:t xml:space="preserve"> The pivpipe script has many flags which can be used to specify the</w:t>
+      </w:r>
+      <w:r>
+        <w:t xml:space="preserve"> exact settings desired for PIV.</w:t>
+      </w:r>
+    </w:p>
+    <w:p>
+      <w:pPr>
+        <w:spacing w:line="276" w:lineRule="auto"/>
+      </w:pPr>
+    </w:p>
+    <w:p>
+      <w:pPr>
+        <w:spacing w:line="276" w:lineRule="auto"/>
+      </w:pPr>
+      <w:r>
+        <w:t xml:space="preserve">While a user can choose these settings from the command line, the use of a YAML configuration file is much easier. </w:t>
+      </w:r>
+      <w:r>
+        <w:t xml:space="preserve">A nice reference page can be found </w:t>
+      </w:r>
+      <w:hyperlink r:id="rId7" w:history="1">
+        <w:r>
+          <w:rPr>
+            <w:rStyle w:val="Hyperlink"/>
+          </w:rPr>
+          <w:t>here</w:t>
+        </w:r>
+      </w:hyperlink>
+      <w:r>
+        <w:t>.</w:t>
+      </w:r>
+      <w:r>
+        <w:t xml:space="preserve"> Use the “config” option to specify a path to the YAML file.</w:t>
+      </w:r>
+    </w:p>
+    <w:p>
+      <w:pPr>
+        <w:spacing w:line="276" w:lineRule="auto"/>
+      </w:pPr>
+    </w:p>
+    <w:p>
+      <w:pPr>
+        <w:spacing w:line="276" w:lineRule="auto"/>
+      </w:pPr>
+      <w:r>
+        <w:tab/>
+      </w:r>
+    </w:p>
+    <w:p>
+      <w:pPr>
+        <w:spacing w:line="276" w:lineRule="auto"/>
+      </w:pPr>
+      <w:r>
+        <w:t>Example:</w:t>
+      </w:r>
+    </w:p>
+    <w:p>
+      <w:pPr>
+        <w:spacing w:line="276" w:lineRule="auto"/>
+        <w:jc w:val="center"/>
+        <w:rPr>
+          <w:rFonts w:ascii="Courier New" w:hAnsi="Courier New" w:cs="Courier New"/>
+          <w:sz w:val="20"/>
+          <w:szCs w:val="20"/>
+        </w:rPr>
+      </w:pPr>
+      <w:r>
+        <w:rPr>
+          <w:rFonts w:ascii="Courier New" w:hAnsi="Courier New" w:cs="Courier New"/>
+          <w:sz w:val="20"/>
+          <w:szCs w:val="20"/>
+        </w:rPr>
+        <w:t>pivpipe    -c  settings/</w:t>
+      </w:r>
+      <w:proofErr w:type="spellStart"/>
+      <w:r>
+        <w:rPr>
+          <w:rFonts w:ascii="Courier New" w:hAnsi="Courier New" w:cs="Courier New"/>
+          <w:sz w:val="20"/>
+          <w:szCs w:val="20"/>
+        </w:rPr>
+        <w:t>test_run.yaml</w:t>
+      </w:r>
+      <w:proofErr w:type="spellEnd"/>
+    </w:p>
+    <w:p>
+      <w:pPr>
+        <w:spacing w:line="276" w:lineRule="auto"/>
+      </w:pPr>
+      <w:r>
+        <w:t>Installation:</w:t>
+      </w:r>
+    </w:p>
+    <w:p>
+      <w:pPr>
+        <w:spacing w:line="276" w:lineRule="auto"/>
+      </w:pPr>
+    </w:p>
+    <w:p>
+      <w:pPr>
+        <w:spacing w:line="276" w:lineRule="auto"/>
+        <w:jc w:val="center"/>
+        <w:rPr>
+          <w:rFonts w:ascii="Courier New" w:hAnsi="Courier New" w:cs="Courier New"/>
+          <w:sz w:val="20"/>
+          <w:szCs w:val="20"/>
+        </w:rPr>
+      </w:pPr>
+      <w:r>
+        <w:rPr>
+          <w:rFonts w:ascii="Courier New" w:hAnsi="Courier New" w:cs="Courier New"/>
+          <w:sz w:val="20"/>
+          <w:szCs w:val="20"/>
+        </w:rPr>
+        <w:t>python3</w:t>
+      </w:r>
+      <w:r>
+        <w:rPr>
+          <w:rFonts w:ascii="Courier New" w:hAnsi="Courier New" w:cs="Courier New"/>
+          <w:sz w:val="20"/>
+          <w:szCs w:val="20"/>
+        </w:rPr>
+        <w:t xml:space="preserve"> </w:t>
+      </w:r>
+      <w:r>
+        <w:rPr>
+          <w:rFonts w:ascii="Courier New" w:hAnsi="Courier New" w:cs="Courier New"/>
+          <w:sz w:val="20"/>
+          <w:szCs w:val="20"/>
+        </w:rPr>
+        <w:t>-m pip install --user</w:t>
+      </w:r>
+      <w:r>
+        <w:rPr>
+          <w:rFonts w:ascii="Courier New" w:hAnsi="Courier New" w:cs="Courier New"/>
+          <w:sz w:val="20"/>
+          <w:szCs w:val="20"/>
+        </w:rPr>
+        <w:t xml:space="preserve"> </w:t>
+      </w:r>
+      <w:r>
+        <w:rPr>
+          <w:rFonts w:ascii="Courier New" w:hAnsi="Courier New" w:cs="Courier New"/>
+          <w:sz w:val="20"/>
+          <w:szCs w:val="20"/>
+        </w:rPr>
+        <w:t>/home/server/pi/homes/shindelr/scripts/pivpipe</w:t>
+      </w:r>
+    </w:p>
+    <w:p>
+      <w:pPr>
+        <w:spacing w:line="276" w:lineRule="auto"/>
+        <w:rPr>
+          <w:rFonts w:ascii="Courier New" w:hAnsi="Courier New" w:cs="Courier New"/>
+          <w:sz w:val="20"/>
+          <w:szCs w:val="20"/>
+        </w:rPr>
+      </w:pPr>
+    </w:p>
+    <w:p>
+      <w:pPr>
+        <w:pStyle w:val="ListParagraph"/>
+        <w:spacing w:line="276" w:lineRule="auto"/>
         <w:rPr>
           <w:b/>
           <w:bCs/>
@@ -607,30 +1134,1679 @@
     </w:p>
     <w:p>
       <w:pPr>
+        <w:spacing w:line="276" w:lineRule="auto"/>
+        <w:rPr>
+          <w:b/>
+          <w:bCs/>
+        </w:rPr>
+      </w:pPr>
+    </w:p>
+    <w:p>
+      <w:pPr>
+        <w:spacing w:line="276" w:lineRule="auto"/>
+      </w:pPr>
+      <w:r>
+        <w:rPr>
+          <w:b/>
+          <w:bCs/>
+        </w:rPr>
+        <w:t>PIVPipelineUtility:</w:t>
+      </w:r>
+      <w:r>
+        <w:t xml:space="preserve"> a Julia program</w:t>
+      </w:r>
+      <w:r>
+        <w:t xml:space="preserve"> that handles the I/O of each image being</w:t>
+      </w:r>
+      <w:r>
+        <w:t xml:space="preserve"> processed by PIV.</w:t>
+      </w:r>
+      <w:r>
+        <w:t xml:space="preserve"> This program is compiled into a binary and executed by the pivpipe script.</w:t>
+      </w:r>
+      <w:r>
+        <w:t xml:space="preserve"> This file can be modified in  src/PIVPipelineUtility/ which can be found via the path shown in </w:t>
+      </w:r>
+      <w:hyperlink w:anchor="_Useful_Paths" w:history="1">
+        <w:r>
+          <w:rPr>
+            <w:rStyle w:val="Hyperlink"/>
+          </w:rPr>
+          <w:t>useful paths.</w:t>
+        </w:r>
+      </w:hyperlink>
+    </w:p>
+    <w:p/>
+    <w:p>
+      <w:r>
+        <w:t>Recompile</w:t>
+      </w:r>
+      <w:r>
+        <w:t xml:space="preserve"> from the command line</w:t>
+      </w:r>
+      <w:r>
+        <w:t xml:space="preserve"> using the steps</w:t>
+      </w:r>
+      <w:r>
+        <w:t xml:space="preserve"> below.</w:t>
+      </w:r>
+    </w:p>
+    <w:p/>
+    <w:p>
+      <w:pPr>
         <w:pStyle w:val="ListParagraph"/>
-      </w:pPr>
+        <w:numPr>
+          <w:ilvl w:val="0"/>
+          <w:numId w:val="5"/>
+        </w:numPr>
+        <w:spacing w:line="276" w:lineRule="auto"/>
+        <w:rPr>
+          <w:sz w:val="20"/>
+          <w:szCs w:val="20"/>
+        </w:rPr>
+      </w:pPr>
+      <w:r>
+        <w:rPr>
+          <w:rFonts w:ascii="Courier New" w:hAnsi="Courier New" w:cs="Courier New"/>
+          <w:sz w:val="20"/>
+          <w:szCs w:val="20"/>
+        </w:rPr>
+        <w:t>c</w:t>
+      </w:r>
+      <w:r>
+        <w:rPr>
+          <w:rFonts w:ascii="Courier New" w:hAnsi="Courier New" w:cs="Courier New"/>
+          <w:sz w:val="20"/>
+          <w:szCs w:val="20"/>
+        </w:rPr>
+        <w:t>d</w:t>
+      </w:r>
+      <w:r>
+        <w:rPr>
+          <w:rFonts w:ascii="Courier New" w:hAnsi="Courier New" w:cs="Courier New"/>
+          <w:sz w:val="20"/>
+          <w:szCs w:val="20"/>
+        </w:rPr>
+        <w:t xml:space="preserve"> </w:t>
+      </w:r>
+      <w:r>
+        <w:rPr>
+          <w:rFonts w:ascii="Courier New" w:hAnsi="Courier New" w:cs="Courier New"/>
+          <w:sz w:val="20"/>
+          <w:szCs w:val="20"/>
+        </w:rPr>
+        <w:t>/home/server/pi/homes/shindelr/NearshorePIV/</w:t>
+      </w:r>
+      <w:r>
+        <w:rPr>
+          <w:rFonts w:ascii="Courier New" w:hAnsi="Courier New" w:cs="Courier New"/>
+          <w:sz w:val="20"/>
+          <w:szCs w:val="20"/>
+        </w:rPr>
+        <w:t>PIVPipelineUtility</w:t>
+      </w:r>
+    </w:p>
+    <w:p>
+      <w:pPr>
+        <w:pStyle w:val="ListParagraph"/>
+        <w:numPr>
+          <w:ilvl w:val="0"/>
+          <w:numId w:val="5"/>
+        </w:numPr>
+        <w:spacing w:line="276" w:lineRule="auto"/>
+        <w:rPr>
+          <w:rFonts w:ascii="Courier New" w:hAnsi="Courier New" w:cs="Courier New"/>
+          <w:sz w:val="20"/>
+          <w:szCs w:val="20"/>
+        </w:rPr>
+      </w:pPr>
+      <w:r>
+        <w:rPr>
+          <w:rFonts w:ascii="Courier New" w:hAnsi="Courier New" w:cs="Courier New"/>
+          <w:sz w:val="20"/>
+          <w:szCs w:val="20"/>
+        </w:rPr>
+        <w:t>ml eb-sw Julia</w:t>
+      </w:r>
+    </w:p>
+    <w:p>
+      <w:pPr>
+        <w:pStyle w:val="ListParagraph"/>
+        <w:numPr>
+          <w:ilvl w:val="0"/>
+          <w:numId w:val="5"/>
+        </w:numPr>
+        <w:spacing w:line="276" w:lineRule="auto"/>
+        <w:rPr>
+          <w:rFonts w:ascii="Courier New" w:hAnsi="Courier New" w:cs="Courier New"/>
+          <w:sz w:val="20"/>
+          <w:szCs w:val="20"/>
+        </w:rPr>
+      </w:pPr>
+      <w:r>
+        <w:rPr>
+          <w:rFonts w:ascii="Courier New" w:hAnsi="Courier New" w:cs="Courier New"/>
+          <w:sz w:val="20"/>
+          <w:szCs w:val="20"/>
+        </w:rPr>
+        <w:t>julia --project=.</w:t>
+      </w:r>
+    </w:p>
+    <w:p>
+      <w:pPr>
+        <w:pStyle w:val="ListParagraph"/>
+        <w:numPr>
+          <w:ilvl w:val="0"/>
+          <w:numId w:val="5"/>
+        </w:numPr>
+        <w:spacing w:line="276" w:lineRule="auto"/>
+        <w:rPr>
+          <w:rFonts w:ascii="Courier New" w:hAnsi="Courier New" w:cs="Courier New"/>
+          <w:sz w:val="20"/>
+          <w:szCs w:val="20"/>
+        </w:rPr>
+      </w:pPr>
+      <w:r>
+        <w:rPr>
+          <w:rFonts w:ascii="Courier New" w:hAnsi="Courier New" w:cs="Courier New"/>
+          <w:sz w:val="20"/>
+          <w:szCs w:val="20"/>
+        </w:rPr>
+        <w:t>using PackageCompiler</w:t>
+      </w:r>
+    </w:p>
+    <w:p>
+      <w:pPr>
+        <w:pStyle w:val="ListParagraph"/>
+        <w:numPr>
+          <w:ilvl w:val="0"/>
+          <w:numId w:val="5"/>
+        </w:numPr>
+        <w:spacing w:line="276" w:lineRule="auto"/>
+        <w:rPr>
+          <w:rFonts w:ascii="Courier New" w:hAnsi="Courier New" w:cs="Courier New"/>
+          <w:sz w:val="20"/>
+          <w:szCs w:val="20"/>
+        </w:rPr>
+      </w:pPr>
+      <w:r>
+        <w:rPr>
+          <w:rFonts w:ascii="Courier New" w:hAnsi="Courier New" w:cs="Courier New"/>
+          <w:sz w:val="20"/>
+          <w:szCs w:val="20"/>
+        </w:rPr>
+        <w:t>create_app("/home/server/pi/homes/shindelr/Nearshore-PIV/PIVPipelineUtility", "../piv_build"; precompile_execution_file="precompile.jl", force=true)</w:t>
+      </w:r>
+    </w:p>
+    <w:p>
+      <w:pPr>
+        <w:spacing w:line="276" w:lineRule="auto"/>
+        <w:rPr>
+          <w:rFonts w:ascii="Courier New" w:hAnsi="Courier New" w:cs="Courier New"/>
+          <w:sz w:val="20"/>
+          <w:szCs w:val="20"/>
+        </w:rPr>
+      </w:pPr>
+    </w:p>
+    <w:p>
+      <w:r>
+        <w:rPr>
+          <w:rFonts w:cs="Courier New"/>
+        </w:rPr>
+        <w:t>Step 5 can sometimes take upwards of 10 minutes</w:t>
+      </w:r>
+      <w:r>
+        <w:rPr>
+          <w:rFonts w:cs="Courier New"/>
+        </w:rPr>
+        <w:t xml:space="preserve">. The compiled binary will be found in </w:t>
+      </w:r>
+      <w:r>
+        <w:t>/home/server/pi/homes/shindelr/Nearshore</w:t>
+      </w:r>
+      <w:r>
+        <w:t xml:space="preserve"> </w:t>
+      </w:r>
+      <w:r>
+        <w:t>PIV/piv_build/b</w:t>
+      </w:r>
+      <w:r>
+        <w:t>in</w:t>
+      </w:r>
     </w:p>
     <w:p>
       <w:pPr>
         <w:pStyle w:val="Heading1"/>
       </w:pPr>
-      <w:bookmarkStart w:id="2" w:name="_Toc199844329"/>
+      <w:bookmarkStart w:id="4" w:name="_Toc200452480"/>
       <w:r>
         <w:t>Via Linux Terminal</w:t>
       </w:r>
-      <w:bookmarkEnd w:id="2"/>
+      <w:bookmarkEnd w:id="4"/>
+    </w:p>
+    <w:p>
+      <w:r>
+        <w:t xml:space="preserve">A recommended structure for </w:t>
+      </w:r>
+      <w:r>
+        <w:t>processing the 2025 data</w:t>
+      </w:r>
+      <w:r>
+        <w:t xml:space="preserve"> may look something like </w:t>
+      </w:r>
+      <w:r>
+        <w:t>the one below.</w:t>
+      </w:r>
+      <w:r>
+        <w:t xml:space="preserve"> SVS_jpgs currently has 70 SVS collection directories, each containing</w:t>
+      </w:r>
+      <w:r>
+        <w:t xml:space="preserve"> thousands of images.</w:t>
+      </w:r>
+      <w:r>
+        <w:t xml:space="preserve"> </w:t>
+      </w:r>
     </w:p>
     <w:p/>
+    <w:p>
+      <w:pPr>
+        <w:rPr>
+          <w:rFonts w:ascii="Courier New" w:hAnsi="Courier New" w:cs="Courier New"/>
+          <w:sz w:val="20"/>
+          <w:szCs w:val="20"/>
+        </w:rPr>
+      </w:pPr>
+      <w:r>
+        <w:rPr>
+          <w:rFonts w:ascii="Courier New" w:hAnsi="Courier New" w:cs="Courier New"/>
+          <w:sz w:val="20"/>
+          <w:szCs w:val="20"/>
+        </w:rPr>
+        <w:t>2025/</w:t>
+      </w:r>
+    </w:p>
+    <w:p>
+      <w:pPr>
+        <w:rPr>
+          <w:rFonts w:ascii="Courier New" w:hAnsi="Courier New" w:cs="Courier New"/>
+          <w:sz w:val="20"/>
+          <w:szCs w:val="20"/>
+        </w:rPr>
+      </w:pPr>
+      <w:r>
+        <w:rPr>
+          <w:rFonts w:ascii="Courier New" w:hAnsi="Courier New" w:cs="Courier New"/>
+          <w:sz w:val="20"/>
+          <w:szCs w:val="20"/>
+        </w:rPr>
+        <w:t>├── postProcessing</w:t>
+      </w:r>
+    </w:p>
+    <w:p>
+      <w:pPr>
+        <w:rPr>
+          <w:rFonts w:ascii="Courier New" w:hAnsi="Courier New" w:cs="Courier New"/>
+          <w:sz w:val="20"/>
+          <w:szCs w:val="20"/>
+        </w:rPr>
+      </w:pPr>
+      <w:r>
+        <w:rPr>
+          <w:rFonts w:ascii="Courier New" w:hAnsi="Courier New" w:cs="Courier New"/>
+          <w:sz w:val="20"/>
+          <w:szCs w:val="20"/>
+        </w:rPr>
+        <w:t>│   ├── piv_batches</w:t>
+      </w:r>
+    </w:p>
+    <w:p>
+      <w:pPr>
+        <w:rPr>
+          <w:rFonts w:ascii="Courier New" w:hAnsi="Courier New" w:cs="Courier New"/>
+          <w:sz w:val="20"/>
+          <w:szCs w:val="20"/>
+        </w:rPr>
+      </w:pPr>
+      <w:r>
+        <w:rPr>
+          <w:rFonts w:ascii="Courier New" w:hAnsi="Courier New" w:cs="Courier New"/>
+          <w:sz w:val="20"/>
+          <w:szCs w:val="20"/>
+        </w:rPr>
+        <w:t>│   ├── piv_mat_out</w:t>
+      </w:r>
+    </w:p>
+    <w:p>
+      <w:pPr>
+        <w:rPr>
+          <w:rFonts w:ascii="Courier New" w:hAnsi="Courier New" w:cs="Courier New"/>
+          <w:sz w:val="20"/>
+          <w:szCs w:val="20"/>
+        </w:rPr>
+      </w:pPr>
+      <w:r>
+        <w:rPr>
+          <w:rFonts w:ascii="Courier New" w:hAnsi="Courier New" w:cs="Courier New"/>
+          <w:sz w:val="20"/>
+          <w:szCs w:val="20"/>
+        </w:rPr>
+        <w:t>│   └── settings</w:t>
+      </w:r>
+    </w:p>
+    <w:p>
+      <w:pPr>
+        <w:rPr>
+          <w:rFonts w:ascii="Courier New" w:hAnsi="Courier New" w:cs="Courier New"/>
+          <w:sz w:val="20"/>
+          <w:szCs w:val="20"/>
+        </w:rPr>
+      </w:pPr>
+      <w:r>
+        <w:rPr>
+          <w:rFonts w:ascii="Courier New" w:hAnsi="Courier New" w:cs="Courier New"/>
+          <w:sz w:val="20"/>
+          <w:szCs w:val="20"/>
+        </w:rPr>
+        <w:t>└── SVS_jpgs</w:t>
+      </w:r>
+    </w:p>
+    <w:p>
+      <w:pPr>
+        <w:rPr>
+          <w:rFonts w:ascii="Courier New" w:hAnsi="Courier New" w:cs="Courier New"/>
+          <w:sz w:val="20"/>
+          <w:szCs w:val="20"/>
+        </w:rPr>
+      </w:pPr>
+      <w:r>
+        <w:rPr>
+          <w:rFonts w:ascii="Courier New" w:hAnsi="Courier New" w:cs="Courier New"/>
+          <w:sz w:val="20"/>
+          <w:szCs w:val="20"/>
+        </w:rPr>
+        <w:t xml:space="preserve">    └── svs1_2025-02-06_124837-0400_fs80_t300</w:t>
+      </w:r>
+    </w:p>
     <w:p/>
     <w:p>
       <w:pPr>
+        <w:pStyle w:val="ListParagraph"/>
+        <w:numPr>
+          <w:ilvl w:val="0"/>
+          <w:numId w:val="9"/>
+        </w:numPr>
+        <w:spacing w:line="276" w:lineRule="auto"/>
+      </w:pPr>
+      <w:r>
+        <w:lastRenderedPageBreak/>
+        <w:t xml:space="preserve">Decide on configuration settings for </w:t>
+      </w:r>
+      <w:r>
+        <w:t>processing</w:t>
+      </w:r>
+      <w:r>
+        <w:t xml:space="preserve">. The available options are: </w:t>
+      </w:r>
+      <w:r>
+        <w:t>N, crop factors, final window size, overlap,</w:t>
+      </w:r>
+      <w:r>
+        <w:t xml:space="preserve"> input directory, output directory, quiet, down sample factor, number of processes, and save cropped/down sampled images.</w:t>
+      </w:r>
+    </w:p>
+    <w:p>
+      <w:pPr>
+        <w:pStyle w:val="ListParagraph"/>
+        <w:numPr>
+          <w:ilvl w:val="0"/>
+          <w:numId w:val="9"/>
+        </w:numPr>
+        <w:spacing w:line="276" w:lineRule="auto"/>
+        <w:rPr>
+          <w:sz w:val="20"/>
+          <w:szCs w:val="20"/>
+        </w:rPr>
+      </w:pPr>
+      <w:r>
+        <w:rPr>
+          <w:rFonts w:cs="Courier New"/>
+        </w:rPr>
+        <w:t>Navigate to the settings directory:</w:t>
+      </w:r>
+      <w:r>
+        <w:rPr>
+          <w:rFonts w:ascii="Courier New" w:hAnsi="Courier New" w:cs="Courier New"/>
+        </w:rPr>
+        <w:t xml:space="preserve">  </w:t>
+      </w:r>
+      <w:r>
+        <w:rPr>
+          <w:rFonts w:ascii="Courier New" w:hAnsi="Courier New" w:cs="Courier New"/>
+          <w:sz w:val="20"/>
+          <w:szCs w:val="20"/>
+        </w:rPr>
+        <w:t xml:space="preserve">cd </w:t>
+      </w:r>
+      <w:r>
+        <w:rPr>
+          <w:rFonts w:ascii="Courier New" w:hAnsi="Courier New" w:cs="Courier New"/>
+          <w:sz w:val="20"/>
+          <w:szCs w:val="20"/>
+        </w:rPr>
+        <w:t>2025/postProcessing/</w:t>
+      </w:r>
+      <w:r>
+        <w:rPr>
+          <w:rFonts w:ascii="Courier New" w:hAnsi="Courier New" w:cs="Courier New"/>
+          <w:sz w:val="20"/>
+          <w:szCs w:val="20"/>
+        </w:rPr>
+        <w:t xml:space="preserve">settings/ </w:t>
+      </w:r>
+    </w:p>
+    <w:p>
+      <w:pPr>
+        <w:pStyle w:val="ListParagraph"/>
+        <w:numPr>
+          <w:ilvl w:val="0"/>
+          <w:numId w:val="9"/>
+        </w:numPr>
+        <w:spacing w:line="276" w:lineRule="auto"/>
+      </w:pPr>
+      <w:r>
+        <w:t>Build configuration YAML:</w:t>
+      </w:r>
+      <w:r>
+        <w:t xml:space="preserve"> </w:t>
+      </w:r>
+      <w:r>
+        <w:t xml:space="preserve"> </w:t>
+      </w:r>
+      <w:r>
+        <w:rPr>
+          <w:rFonts w:ascii="Courier New" w:hAnsi="Courier New" w:cs="Courier New"/>
+          <w:sz w:val="20"/>
+          <w:szCs w:val="20"/>
+        </w:rPr>
+        <w:t>touch svs1_2025-02-06_124837-0400_fs80_t300.yaml</w:t>
+      </w:r>
+    </w:p>
+    <w:p>
+      <w:pPr>
+        <w:pStyle w:val="ListParagraph"/>
+        <w:numPr>
+          <w:ilvl w:val="0"/>
+          <w:numId w:val="9"/>
+        </w:numPr>
+        <w:spacing w:line="276" w:lineRule="auto"/>
+      </w:pPr>
+      <w:r>
+        <w:t xml:space="preserve">Open </w:t>
+      </w:r>
+      <w:r>
+        <w:t xml:space="preserve"> </w:t>
+      </w:r>
+      <w:r>
+        <w:rPr>
+          <w:rFonts w:ascii="Courier New" w:hAnsi="Courier New" w:cs="Courier New"/>
+          <w:sz w:val="20"/>
+          <w:szCs w:val="20"/>
+        </w:rPr>
+        <w:t>svs1_2025-02-06_124837-0400_fs80_t300.yaml</w:t>
+      </w:r>
+      <w:r>
+        <w:rPr>
+          <w:rFonts w:ascii="Courier New" w:hAnsi="Courier New" w:cs="Courier New"/>
+        </w:rPr>
+        <w:t xml:space="preserve"> </w:t>
+      </w:r>
+      <w:r>
+        <w:rPr>
+          <w:rFonts w:cs="Courier New"/>
+        </w:rPr>
+        <w:t xml:space="preserve">with the user’s preferred text editor and enter the configuration settings. A YAML settings file might look like the </w:t>
+      </w:r>
+      <w:r>
+        <w:rPr>
+          <w:rFonts w:cs="Courier New"/>
+        </w:rPr>
+        <w:t>one below.</w:t>
+      </w:r>
+    </w:p>
+    <w:p>
+      <w:pPr>
+        <w:spacing w:line="276" w:lineRule="auto"/>
+      </w:pPr>
+    </w:p>
+    <w:p>
+      <w:pPr>
+        <w:spacing w:line="276" w:lineRule="auto"/>
+        <w:rPr>
+          <w:rFonts w:ascii="Courier New" w:hAnsi="Courier New" w:cs="Courier New"/>
+          <w:sz w:val="20"/>
+          <w:szCs w:val="20"/>
+        </w:rPr>
+      </w:pPr>
+      <w:r>
+        <w:rPr>
+          <w:rFonts w:ascii="Courier New" w:hAnsi="Courier New" w:cs="Courier New"/>
+          <w:sz w:val="20"/>
+          <w:szCs w:val="20"/>
+        </w:rPr>
+        <w:t># config.yaml</w:t>
+      </w:r>
+    </w:p>
+    <w:p>
+      <w:pPr>
+        <w:spacing w:line="276" w:lineRule="auto"/>
+        <w:rPr>
+          <w:rFonts w:ascii="Courier New" w:hAnsi="Courier New" w:cs="Courier New"/>
+          <w:sz w:val="20"/>
+          <w:szCs w:val="20"/>
+        </w:rPr>
+      </w:pPr>
+      <w:r>
+        <w:rPr>
+          <w:rFonts w:ascii="Courier New" w:hAnsi="Courier New" w:cs="Courier New"/>
+          <w:sz w:val="20"/>
+          <w:szCs w:val="20"/>
+        </w:rPr>
+        <w:t>N: 2</w:t>
+      </w:r>
+    </w:p>
+    <w:p>
+      <w:pPr>
+        <w:spacing w:line="276" w:lineRule="auto"/>
+        <w:rPr>
+          <w:rFonts w:ascii="Courier New" w:hAnsi="Courier New" w:cs="Courier New"/>
+          <w:sz w:val="20"/>
+          <w:szCs w:val="20"/>
+        </w:rPr>
+      </w:pPr>
+    </w:p>
+    <w:p>
+      <w:pPr>
+        <w:spacing w:line="276" w:lineRule="auto"/>
+        <w:rPr>
+          <w:rFonts w:ascii="Courier New" w:hAnsi="Courier New" w:cs="Courier New"/>
+          <w:sz w:val="20"/>
+          <w:szCs w:val="20"/>
+        </w:rPr>
+      </w:pPr>
+      <w:r>
+        <w:rPr>
+          <w:rFonts w:ascii="Courier New" w:hAnsi="Courier New" w:cs="Courier New"/>
+          <w:sz w:val="20"/>
+          <w:szCs w:val="20"/>
+        </w:rPr>
+        <w:t xml:space="preserve">crop_factor: "1, </w:t>
+      </w:r>
+      <w:r>
+        <w:rPr>
+          <w:rFonts w:ascii="Courier New" w:hAnsi="Courier New" w:cs="Courier New"/>
+          <w:sz w:val="20"/>
+          <w:szCs w:val="20"/>
+        </w:rPr>
+        <w:t>2448</w:t>
+      </w:r>
+      <w:r>
+        <w:rPr>
+          <w:rFonts w:ascii="Courier New" w:hAnsi="Courier New" w:cs="Courier New"/>
+          <w:sz w:val="20"/>
+          <w:szCs w:val="20"/>
+        </w:rPr>
+        <w:t>, 1, 2048"  # Uncropped</w:t>
+      </w:r>
+    </w:p>
+    <w:p>
+      <w:pPr>
+        <w:spacing w:line="276" w:lineRule="auto"/>
+        <w:rPr>
+          <w:rFonts w:ascii="Courier New" w:hAnsi="Courier New" w:cs="Courier New"/>
+          <w:sz w:val="20"/>
+          <w:szCs w:val="20"/>
+        </w:rPr>
+      </w:pPr>
+    </w:p>
+    <w:p>
+      <w:pPr>
+        <w:spacing w:line="276" w:lineRule="auto"/>
+        <w:rPr>
+          <w:rFonts w:ascii="Courier New" w:hAnsi="Courier New" w:cs="Courier New"/>
+          <w:sz w:val="20"/>
+          <w:szCs w:val="20"/>
+        </w:rPr>
+      </w:pPr>
+      <w:r>
+        <w:rPr>
+          <w:rFonts w:ascii="Courier New" w:hAnsi="Courier New" w:cs="Courier New"/>
+          <w:sz w:val="20"/>
+          <w:szCs w:val="20"/>
+        </w:rPr>
+        <w:t>final_win_size: 16</w:t>
+      </w:r>
+    </w:p>
+    <w:p>
+      <w:pPr>
+        <w:spacing w:line="276" w:lineRule="auto"/>
+        <w:rPr>
+          <w:rFonts w:ascii="Courier New" w:hAnsi="Courier New" w:cs="Courier New"/>
+          <w:sz w:val="20"/>
+          <w:szCs w:val="20"/>
+        </w:rPr>
+      </w:pPr>
+    </w:p>
+    <w:p>
+      <w:pPr>
+        <w:spacing w:line="276" w:lineRule="auto"/>
+        <w:rPr>
+          <w:rFonts w:ascii="Courier New" w:hAnsi="Courier New" w:cs="Courier New"/>
+          <w:sz w:val="20"/>
+          <w:szCs w:val="20"/>
+        </w:rPr>
+      </w:pPr>
+      <w:r>
+        <w:rPr>
+          <w:rFonts w:ascii="Courier New" w:hAnsi="Courier New" w:cs="Courier New"/>
+          <w:sz w:val="20"/>
+          <w:szCs w:val="20"/>
+        </w:rPr>
+        <w:t>ol: 0.5</w:t>
+      </w:r>
+    </w:p>
+    <w:p>
+      <w:pPr>
+        <w:spacing w:line="276" w:lineRule="auto"/>
+        <w:rPr>
+          <w:rFonts w:ascii="Courier New" w:hAnsi="Courier New" w:cs="Courier New"/>
+          <w:sz w:val="20"/>
+          <w:szCs w:val="20"/>
+        </w:rPr>
+      </w:pPr>
+    </w:p>
+    <w:p>
+      <w:pPr>
+        <w:spacing w:line="276" w:lineRule="auto"/>
+        <w:rPr>
+          <w:rFonts w:ascii="Courier New" w:hAnsi="Courier New" w:cs="Courier New"/>
+          <w:sz w:val="20"/>
+          <w:szCs w:val="20"/>
+        </w:rPr>
+      </w:pPr>
+      <w:r>
+        <w:rPr>
+          <w:rFonts w:ascii="Courier New" w:hAnsi="Courier New" w:cs="Courier New"/>
+          <w:sz w:val="20"/>
+          <w:szCs w:val="20"/>
+        </w:rPr>
+        <w:t># Absolute paths</w:t>
+      </w:r>
+    </w:p>
+    <w:p>
+      <w:pPr>
+        <w:spacing w:line="276" w:lineRule="auto"/>
+        <w:rPr>
+          <w:rFonts w:ascii="Courier New" w:hAnsi="Courier New" w:cs="Courier New"/>
+          <w:sz w:val="20"/>
+          <w:szCs w:val="20"/>
+        </w:rPr>
+      </w:pPr>
+      <w:r>
+        <w:rPr>
+          <w:rFonts w:ascii="Courier New" w:hAnsi="Courier New" w:cs="Courier New"/>
+          <w:sz w:val="20"/>
+          <w:szCs w:val="20"/>
+        </w:rPr>
+        <w:t>input: "/home/ibbisin1/ROXSI/2025/piv_batches/svs1_2025-02-06_124837-0400_fs80_t300-in"</w:t>
+      </w:r>
+    </w:p>
+    <w:p>
+      <w:pPr>
+        <w:spacing w:line="276" w:lineRule="auto"/>
+        <w:rPr>
+          <w:rFonts w:ascii="Courier New" w:hAnsi="Courier New" w:cs="Courier New"/>
+          <w:sz w:val="20"/>
+          <w:szCs w:val="20"/>
+        </w:rPr>
+      </w:pPr>
+    </w:p>
+    <w:p>
+      <w:pPr>
+        <w:spacing w:line="276" w:lineRule="auto"/>
+        <w:rPr>
+          <w:rFonts w:ascii="Courier New" w:hAnsi="Courier New" w:cs="Courier New"/>
+          <w:sz w:val="20"/>
+          <w:szCs w:val="20"/>
+        </w:rPr>
+      </w:pPr>
+      <w:r>
+        <w:rPr>
+          <w:rFonts w:ascii="Courier New" w:hAnsi="Courier New" w:cs="Courier New"/>
+          <w:sz w:val="20"/>
+          <w:szCs w:val="20"/>
+        </w:rPr>
+        <w:t xml:space="preserve">output: "/home/ibbisin1/ROXSI/2025/piv_mat_out/svs1_2025-02-06_124837-0400_fs80_t300-out" </w:t>
+      </w:r>
+    </w:p>
+    <w:p>
+      <w:pPr>
+        <w:spacing w:line="276" w:lineRule="auto"/>
+        <w:rPr>
+          <w:rFonts w:ascii="Courier New" w:hAnsi="Courier New" w:cs="Courier New"/>
+          <w:sz w:val="20"/>
+          <w:szCs w:val="20"/>
+        </w:rPr>
+      </w:pPr>
+    </w:p>
+    <w:p>
+      <w:pPr>
+        <w:spacing w:line="276" w:lineRule="auto"/>
+        <w:rPr>
+          <w:rFonts w:ascii="Courier New" w:hAnsi="Courier New" w:cs="Courier New"/>
+          <w:sz w:val="20"/>
+          <w:szCs w:val="20"/>
+        </w:rPr>
+      </w:pPr>
+      <w:r>
+        <w:rPr>
+          <w:rFonts w:ascii="Courier New" w:hAnsi="Courier New" w:cs="Courier New"/>
+          <w:sz w:val="20"/>
+          <w:szCs w:val="20"/>
+        </w:rPr>
+        <w:t>quiet: false</w:t>
+      </w:r>
+    </w:p>
+    <w:p>
+      <w:pPr>
+        <w:spacing w:line="276" w:lineRule="auto"/>
+        <w:rPr>
+          <w:rFonts w:ascii="Courier New" w:hAnsi="Courier New" w:cs="Courier New"/>
+          <w:sz w:val="20"/>
+          <w:szCs w:val="20"/>
+        </w:rPr>
+      </w:pPr>
+    </w:p>
+    <w:p>
+      <w:pPr>
+        <w:spacing w:line="276" w:lineRule="auto"/>
+        <w:rPr>
+          <w:rFonts w:ascii="Courier New" w:hAnsi="Courier New" w:cs="Courier New"/>
+          <w:sz w:val="20"/>
+          <w:szCs w:val="20"/>
+        </w:rPr>
+      </w:pPr>
+      <w:r>
+        <w:rPr>
+          <w:rFonts w:ascii="Courier New" w:hAnsi="Courier New" w:cs="Courier New"/>
+          <w:sz w:val="20"/>
+          <w:szCs w:val="20"/>
+        </w:rPr>
+        <w:t>downsample_factor: 1.0</w:t>
+      </w:r>
+    </w:p>
+    <w:p>
+      <w:pPr>
+        <w:spacing w:line="276" w:lineRule="auto"/>
+        <w:rPr>
+          <w:rFonts w:ascii="Courier New" w:hAnsi="Courier New" w:cs="Courier New"/>
+          <w:sz w:val="20"/>
+          <w:szCs w:val="20"/>
+        </w:rPr>
+      </w:pPr>
+    </w:p>
+    <w:p>
+      <w:pPr>
+        <w:spacing w:line="276" w:lineRule="auto"/>
+        <w:rPr>
+          <w:rFonts w:ascii="Courier New" w:hAnsi="Courier New" w:cs="Courier New"/>
+          <w:sz w:val="20"/>
+          <w:szCs w:val="20"/>
+        </w:rPr>
+      </w:pPr>
+      <w:r>
+        <w:rPr>
+          <w:rFonts w:ascii="Courier New" w:hAnsi="Courier New" w:cs="Courier New"/>
+          <w:sz w:val="20"/>
+          <w:szCs w:val="20"/>
+        </w:rPr>
+        <w:t>NPROC: 40</w:t>
+      </w:r>
+    </w:p>
+    <w:p>
+      <w:pPr>
+        <w:spacing w:line="276" w:lineRule="auto"/>
+        <w:rPr>
+          <w:rFonts w:ascii="Courier New" w:hAnsi="Courier New" w:cs="Courier New"/>
+          <w:sz w:val="20"/>
+          <w:szCs w:val="20"/>
+        </w:rPr>
+      </w:pPr>
+    </w:p>
+    <w:p>
+      <w:pPr>
+        <w:spacing w:line="276" w:lineRule="auto"/>
+        <w:rPr>
+          <w:rFonts w:ascii="Courier New" w:hAnsi="Courier New" w:cs="Courier New"/>
+          <w:sz w:val="20"/>
+          <w:szCs w:val="20"/>
+        </w:rPr>
+      </w:pPr>
+      <w:r>
+        <w:rPr>
+          <w:rFonts w:ascii="Courier New" w:hAnsi="Courier New" w:cs="Courier New"/>
+          <w:sz w:val="20"/>
+          <w:szCs w:val="20"/>
+        </w:rPr>
+        <w:t>save_images: false</w:t>
+      </w:r>
+    </w:p>
+    <w:p>
+      <w:pPr>
+        <w:spacing w:line="276" w:lineRule="auto"/>
+      </w:pPr>
+    </w:p>
+    <w:p>
+      <w:pPr>
+        <w:pStyle w:val="ListParagraph"/>
+        <w:numPr>
+          <w:ilvl w:val="0"/>
+          <w:numId w:val="9"/>
+        </w:numPr>
+        <w:spacing w:line="276" w:lineRule="auto"/>
+      </w:pPr>
+      <w:r>
+        <w:t>Create the input and output directorie</w:t>
+      </w:r>
+      <w:r>
+        <w:t>s</w:t>
+      </w:r>
+      <w:r>
+        <w:t>:</w:t>
+      </w:r>
+      <w:r>
+        <w:br/>
+      </w:r>
+    </w:p>
+    <w:p>
+      <w:pPr>
+        <w:spacing w:line="276" w:lineRule="auto"/>
+        <w:rPr>
+          <w:rFonts w:ascii="Courier New" w:hAnsi="Courier New" w:cs="Courier New"/>
+          <w:sz w:val="20"/>
+          <w:szCs w:val="20"/>
+        </w:rPr>
+      </w:pPr>
+      <w:r>
+        <w:rPr>
+          <w:rFonts w:ascii="Courier New" w:hAnsi="Courier New" w:cs="Courier New"/>
+          <w:sz w:val="20"/>
+          <w:szCs w:val="20"/>
+        </w:rPr>
+        <w:t>mkdir piv_batches/svs1_2025-02-06_124837-0400_fs80_t300-in</w:t>
+      </w:r>
+    </w:p>
+    <w:p>
+      <w:pPr>
+        <w:spacing w:line="276" w:lineRule="auto"/>
+        <w:rPr>
+          <w:rFonts w:ascii="Courier New" w:hAnsi="Courier New" w:cs="Courier New"/>
+          <w:sz w:val="20"/>
+          <w:szCs w:val="20"/>
+        </w:rPr>
+      </w:pPr>
+      <w:r>
+        <w:rPr>
+          <w:rFonts w:ascii="Courier New" w:hAnsi="Courier New" w:cs="Courier New"/>
+          <w:sz w:val="20"/>
+          <w:szCs w:val="20"/>
+        </w:rPr>
+        <w:t xml:space="preserve">mkdir </w:t>
+      </w:r>
+      <w:r>
+        <w:rPr>
+          <w:rFonts w:ascii="Courier New" w:hAnsi="Courier New" w:cs="Courier New"/>
+          <w:sz w:val="20"/>
+          <w:szCs w:val="20"/>
+        </w:rPr>
+        <w:t>piv_mat_out/svs1_2025-02-06_124837-0400_fs80_t300-out</w:t>
+      </w:r>
+    </w:p>
+    <w:p>
+      <w:pPr>
+        <w:spacing w:line="276" w:lineRule="auto"/>
+        <w:rPr>
+          <w:rFonts w:ascii="Courier New" w:hAnsi="Courier New" w:cs="Courier New"/>
+          <w:sz w:val="20"/>
+          <w:szCs w:val="20"/>
+        </w:rPr>
+      </w:pPr>
+    </w:p>
+    <w:p>
+      <w:pPr>
+        <w:pStyle w:val="ListParagraph"/>
+        <w:numPr>
+          <w:ilvl w:val="0"/>
+          <w:numId w:val="9"/>
+        </w:numPr>
+        <w:spacing w:line="276" w:lineRule="auto"/>
+      </w:pPr>
+      <w:r>
+        <w:t xml:space="preserve">Using the batcher script described in the </w:t>
+      </w:r>
+      <w:hyperlink w:anchor="_Process_Outline" w:history="1">
+        <w:r>
+          <w:rPr>
+            <w:rStyle w:val="Hyperlink"/>
+          </w:rPr>
+          <w:t>process outline</w:t>
+        </w:r>
+      </w:hyperlink>
+      <w:r>
+        <w:t xml:space="preserve">, create batches of text files for multi-processing. In this case, there are 24,000 images in </w:t>
+      </w:r>
+      <w:r>
+        <w:rPr>
+          <w:rFonts w:ascii="Courier New" w:hAnsi="Courier New" w:cs="Courier New"/>
+          <w:sz w:val="20"/>
+          <w:szCs w:val="20"/>
+        </w:rPr>
+        <w:t>svs1_2025-02-06_124837-0400_fs80_t300-in</w:t>
+      </w:r>
+      <w:r>
+        <w:t xml:space="preserve"> and </w:t>
+      </w:r>
+      <w:r>
+        <w:t>the</w:t>
+      </w:r>
+      <w:r>
+        <w:t xml:space="preserve"> YAML configuration</w:t>
+      </w:r>
+      <w:r>
+        <w:t xml:space="preserve"> </w:t>
+      </w:r>
+      <w:r>
+        <w:t>N was set to 2 and NPROC was set to 40. With 40 batches, each text file should have 600 image paths, perfectly divisible by N=2.</w:t>
+      </w:r>
+      <w:r>
+        <w:t xml:space="preserve"> Create the batches</w:t>
+      </w:r>
+      <w:r>
+        <w:t>, modifying paths as needed</w:t>
+      </w:r>
+      <w:r>
+        <w:t>:</w:t>
+      </w:r>
+      <w:r>
+        <w:br/>
+      </w:r>
+    </w:p>
+    <w:p>
+      <w:pPr>
+        <w:spacing w:line="276" w:lineRule="auto"/>
+        <w:rPr>
+          <w:rFonts w:ascii="Courier New" w:hAnsi="Courier New" w:cs="Courier New"/>
+          <w:sz w:val="20"/>
+          <w:szCs w:val="20"/>
+        </w:rPr>
+      </w:pPr>
+      <w:r>
+        <w:rPr>
+          <w:rFonts w:ascii="Courier New" w:hAnsi="Courier New" w:cs="Courier New"/>
+          <w:sz w:val="20"/>
+          <w:szCs w:val="20"/>
+        </w:rPr>
+        <w:t xml:space="preserve">batcher -o </w:t>
+      </w:r>
+      <w:r>
+        <w:rPr>
+          <w:rFonts w:ascii="Courier New" w:hAnsi="Courier New" w:cs="Courier New"/>
+          <w:sz w:val="20"/>
+          <w:szCs w:val="20"/>
+        </w:rPr>
+        <w:t>piv_batches/svs1_2025-02-06_124837-0400_fs80_t300-in</w:t>
+      </w:r>
+      <w:r>
+        <w:rPr>
+          <w:rFonts w:ascii="Courier New" w:hAnsi="Courier New" w:cs="Courier New"/>
+          <w:sz w:val="20"/>
+          <w:szCs w:val="20"/>
+        </w:rPr>
+        <w:t>/ -b 40  ../SVS_jpgs/</w:t>
+      </w:r>
+      <w:r>
+        <w:rPr>
+          <w:rFonts w:ascii="Courier New" w:hAnsi="Courier New" w:cs="Courier New"/>
+          <w:sz w:val="20"/>
+          <w:szCs w:val="20"/>
+        </w:rPr>
+        <w:t>svs1_2025-02-06_124837-0400_fs80_t300</w:t>
+      </w:r>
+    </w:p>
+    <w:p>
+      <w:pPr>
+        <w:spacing w:line="276" w:lineRule="auto"/>
+      </w:pPr>
+    </w:p>
+    <w:p>
+      <w:pPr>
+        <w:pStyle w:val="ListParagraph"/>
+        <w:numPr>
+          <w:ilvl w:val="0"/>
+          <w:numId w:val="9"/>
+        </w:numPr>
+        <w:spacing w:line="276" w:lineRule="auto"/>
+        <w:rPr>
+          <w:rFonts w:ascii="Courier New" w:hAnsi="Courier New" w:cs="Courier New"/>
+          <w:b/>
+          <w:bCs/>
+        </w:rPr>
+      </w:pPr>
+      <w:r>
+        <w:rPr>
+          <w:rFonts w:cs="Courier New"/>
+        </w:rPr>
+        <w:t>Verify that each text file contains 600 absolute image paths</w:t>
+      </w:r>
+      <w:r>
+        <w:rPr>
+          <w:rFonts w:cs="Courier New"/>
+        </w:rPr>
+        <w:t>, a method of verifying this may look something like this</w:t>
+      </w:r>
+      <w:r>
+        <w:rPr>
+          <w:rFonts w:cs="Courier New"/>
+        </w:rPr>
+        <w:t xml:space="preserve"> bash command. There should be 40 lines of 600 printed to the console</w:t>
+      </w:r>
+      <w:r>
+        <w:rPr>
+          <w:rFonts w:cs="Courier New"/>
+        </w:rPr>
+        <w:t>:</w:t>
+      </w:r>
+    </w:p>
+    <w:p>
+      <w:pPr>
+        <w:pStyle w:val="ListParagraph"/>
+        <w:spacing w:line="276" w:lineRule="auto"/>
+        <w:rPr>
+          <w:rFonts w:ascii="Courier New" w:hAnsi="Courier New" w:cs="Courier New"/>
+          <w:b/>
+          <w:bCs/>
+        </w:rPr>
+      </w:pPr>
+    </w:p>
+    <w:p>
+      <w:pPr>
+        <w:spacing w:line="276" w:lineRule="auto"/>
+        <w:rPr>
+          <w:rFonts w:ascii="Courier New" w:hAnsi="Courier New" w:cs="Courier New"/>
+          <w:sz w:val="20"/>
+          <w:szCs w:val="20"/>
+        </w:rPr>
+      </w:pPr>
+      <w:r>
+        <w:rPr>
+          <w:rFonts w:ascii="Courier New" w:hAnsi="Courier New" w:cs="Courier New"/>
+          <w:sz w:val="20"/>
+          <w:szCs w:val="20"/>
+        </w:rPr>
+        <w:t xml:space="preserve">for f in </w:t>
+      </w:r>
+      <w:r>
+        <w:rPr>
+          <w:rFonts w:ascii="Courier New" w:hAnsi="Courier New" w:cs="Courier New"/>
+          <w:sz w:val="20"/>
+          <w:szCs w:val="20"/>
+        </w:rPr>
+        <w:t>piv_batches/svs1_2025-02-06_124837-0400_fs80_t300-in</w:t>
+      </w:r>
+      <w:r>
+        <w:rPr>
+          <w:rFonts w:ascii="Courier New" w:hAnsi="Courier New" w:cs="Courier New"/>
+          <w:sz w:val="20"/>
+          <w:szCs w:val="20"/>
+        </w:rPr>
+        <w:t>/</w:t>
+      </w:r>
+      <w:r>
+        <w:rPr>
+          <w:rFonts w:ascii="Courier New" w:hAnsi="Courier New" w:cs="Courier New"/>
+          <w:sz w:val="20"/>
+          <w:szCs w:val="20"/>
+        </w:rPr>
+        <w:t xml:space="preserve">*.txt; </w:t>
+      </w:r>
+    </w:p>
+    <w:p>
+      <w:pPr>
+        <w:spacing w:line="276" w:lineRule="auto"/>
+        <w:rPr>
+          <w:rFonts w:ascii="Courier New" w:hAnsi="Courier New" w:cs="Courier New"/>
+          <w:sz w:val="20"/>
+          <w:szCs w:val="20"/>
+        </w:rPr>
+      </w:pPr>
+      <w:r>
+        <w:rPr>
+          <w:rFonts w:ascii="Courier New" w:hAnsi="Courier New" w:cs="Courier New"/>
+          <w:sz w:val="20"/>
+          <w:szCs w:val="20"/>
+        </w:rPr>
+        <w:t>do</w:t>
+      </w:r>
+      <w:r>
+        <w:rPr>
+          <w:rFonts w:ascii="Courier New" w:hAnsi="Courier New" w:cs="Courier New"/>
+          <w:sz w:val="20"/>
+          <w:szCs w:val="20"/>
+        </w:rPr>
+        <w:t xml:space="preserve"> </w:t>
+      </w:r>
+      <w:r>
+        <w:rPr>
+          <w:rFonts w:ascii="Courier New" w:hAnsi="Courier New" w:cs="Courier New"/>
+          <w:sz w:val="20"/>
+          <w:szCs w:val="20"/>
+        </w:rPr>
+        <w:t>wc -l &lt; "$f</w:t>
+      </w:r>
+      <w:r>
+        <w:rPr>
+          <w:rFonts w:ascii="Courier New" w:hAnsi="Courier New" w:cs="Courier New"/>
+          <w:sz w:val="20"/>
+          <w:szCs w:val="20"/>
+        </w:rPr>
+        <w:t>”</w:t>
+      </w:r>
+      <w:r>
+        <w:rPr>
+          <w:rFonts w:ascii="Courier New" w:hAnsi="Courier New" w:cs="Courier New"/>
+          <w:sz w:val="20"/>
+          <w:szCs w:val="20"/>
+        </w:rPr>
+        <w:t>;</w:t>
+      </w:r>
+    </w:p>
+    <w:p>
+      <w:pPr>
+        <w:spacing w:line="276" w:lineRule="auto"/>
+        <w:rPr>
+          <w:rFonts w:ascii="Courier New" w:hAnsi="Courier New" w:cs="Courier New"/>
+          <w:sz w:val="20"/>
+          <w:szCs w:val="20"/>
+        </w:rPr>
+      </w:pPr>
+      <w:r>
+        <w:rPr>
+          <w:rFonts w:ascii="Courier New" w:hAnsi="Courier New" w:cs="Courier New"/>
+          <w:sz w:val="20"/>
+          <w:szCs w:val="20"/>
+        </w:rPr>
+        <w:t>done</w:t>
+      </w:r>
+    </w:p>
+    <w:p>
+      <w:pPr>
+        <w:spacing w:line="276" w:lineRule="auto"/>
+        <w:rPr>
+          <w:rFonts w:ascii="Courier New" w:hAnsi="Courier New" w:cs="Courier New"/>
+          <w:sz w:val="20"/>
+          <w:szCs w:val="20"/>
+        </w:rPr>
+      </w:pPr>
+    </w:p>
+    <w:p>
+      <w:pPr>
+        <w:pStyle w:val="ListParagraph"/>
+        <w:numPr>
+          <w:ilvl w:val="0"/>
+          <w:numId w:val="9"/>
+        </w:numPr>
+      </w:pPr>
+      <w:r>
+        <w:t>At this point, the directory structure should appear as:</w:t>
+      </w:r>
+    </w:p>
+    <w:p/>
+    <w:p>
+      <w:pPr>
+        <w:rPr>
+          <w:rFonts w:ascii="Courier New" w:hAnsi="Courier New" w:cs="Courier New"/>
+          <w:sz w:val="20"/>
+          <w:szCs w:val="20"/>
+        </w:rPr>
+      </w:pPr>
+      <w:r>
+        <w:rPr>
+          <w:rFonts w:ascii="Courier New" w:hAnsi="Courier New" w:cs="Courier New"/>
+          <w:sz w:val="20"/>
+          <w:szCs w:val="20"/>
+        </w:rPr>
+        <w:t>2025/</w:t>
+      </w:r>
+    </w:p>
+    <w:p>
+      <w:pPr>
+        <w:rPr>
+          <w:rFonts w:ascii="Courier New" w:hAnsi="Courier New" w:cs="Courier New"/>
+          <w:sz w:val="20"/>
+          <w:szCs w:val="20"/>
+        </w:rPr>
+      </w:pPr>
+      <w:r>
+        <w:rPr>
+          <w:rFonts w:ascii="Courier New" w:hAnsi="Courier New" w:cs="Courier New"/>
+          <w:sz w:val="20"/>
+          <w:szCs w:val="20"/>
+        </w:rPr>
+        <w:t>├── postProcessing</w:t>
+      </w:r>
+    </w:p>
+    <w:p>
+      <w:pPr>
+        <w:rPr>
+          <w:rFonts w:ascii="Courier New" w:hAnsi="Courier New" w:cs="Courier New"/>
+          <w:sz w:val="20"/>
+          <w:szCs w:val="20"/>
+        </w:rPr>
+      </w:pPr>
+      <w:r>
+        <w:rPr>
+          <w:rFonts w:ascii="Courier New" w:hAnsi="Courier New" w:cs="Courier New"/>
+          <w:sz w:val="20"/>
+          <w:szCs w:val="20"/>
+        </w:rPr>
+        <w:t>│   ├── piv_batches</w:t>
+      </w:r>
+    </w:p>
+    <w:p>
+      <w:pPr>
+        <w:rPr>
+          <w:rFonts w:ascii="Courier New" w:hAnsi="Courier New" w:cs="Courier New"/>
+          <w:sz w:val="20"/>
+          <w:szCs w:val="20"/>
+        </w:rPr>
+      </w:pPr>
+      <w:r>
+        <w:rPr>
+          <w:rFonts w:ascii="Courier New" w:hAnsi="Courier New" w:cs="Courier New"/>
+          <w:sz w:val="20"/>
+          <w:szCs w:val="20"/>
+        </w:rPr>
+        <w:t>│   │   └── svs1_2025-02-06_124837-0400_fs80_t300-in</w:t>
+      </w:r>
+    </w:p>
+    <w:p>
+      <w:pPr>
+        <w:rPr>
+          <w:rFonts w:ascii="Courier New" w:hAnsi="Courier New" w:cs="Courier New"/>
+          <w:sz w:val="20"/>
+          <w:szCs w:val="20"/>
+        </w:rPr>
+      </w:pPr>
+      <w:r>
+        <w:rPr>
+          <w:rFonts w:ascii="Courier New" w:hAnsi="Courier New" w:cs="Courier New"/>
+          <w:sz w:val="20"/>
+          <w:szCs w:val="20"/>
+        </w:rPr>
+        <w:t>│   │       ├── batch1</w:t>
+      </w:r>
+    </w:p>
+    <w:p>
+      <w:pPr>
+        <w:rPr>
+          <w:rFonts w:ascii="Courier New" w:hAnsi="Courier New" w:cs="Courier New"/>
+          <w:sz w:val="20"/>
+          <w:szCs w:val="20"/>
+        </w:rPr>
+      </w:pPr>
+      <w:r>
+        <w:rPr>
+          <w:rFonts w:ascii="Courier New" w:hAnsi="Courier New" w:cs="Courier New"/>
+          <w:sz w:val="20"/>
+          <w:szCs w:val="20"/>
+        </w:rPr>
+        <w:t>│   │       ├── batch2</w:t>
+      </w:r>
+    </w:p>
+    <w:p>
+      <w:pPr>
+        <w:rPr>
+          <w:rFonts w:ascii="Courier New" w:hAnsi="Courier New" w:cs="Courier New"/>
+          <w:b/>
+          <w:bCs/>
+          <w:sz w:val="20"/>
+          <w:szCs w:val="20"/>
+        </w:rPr>
+      </w:pPr>
+      <w:r>
+        <w:rPr>
+          <w:rFonts w:ascii="Courier New" w:hAnsi="Courier New" w:cs="Courier New"/>
+          <w:sz w:val="20"/>
+          <w:szCs w:val="20"/>
+        </w:rPr>
+        <w:t>│   │       ├── batch3</w:t>
+      </w:r>
+      <w:r>
+        <w:rPr>
+          <w:rFonts w:ascii="Courier New" w:hAnsi="Courier New" w:cs="Courier New"/>
+          <w:sz w:val="20"/>
+          <w:szCs w:val="20"/>
+        </w:rPr>
+        <w:br/>
+      </w:r>
+      <w:r>
+        <w:rPr>
+          <w:rFonts w:ascii="Courier New" w:hAnsi="Courier New" w:cs="Courier New"/>
+          <w:b/>
+          <w:bCs/>
+          <w:sz w:val="20"/>
+          <w:szCs w:val="20"/>
+        </w:rPr>
+        <w:t>|   |       .</w:t>
+      </w:r>
+    </w:p>
+    <w:p>
+      <w:pPr>
+        <w:rPr>
+          <w:rFonts w:ascii="Courier New" w:hAnsi="Courier New" w:cs="Courier New"/>
+          <w:sz w:val="20"/>
+          <w:szCs w:val="20"/>
+        </w:rPr>
+      </w:pPr>
+      <w:r>
+        <w:rPr>
+          <w:rFonts w:ascii="Courier New" w:hAnsi="Courier New" w:cs="Courier New"/>
+          <w:b/>
+          <w:bCs/>
+          <w:sz w:val="20"/>
+          <w:szCs w:val="20"/>
+        </w:rPr>
+        <w:t>|   |</w:t>
+      </w:r>
+      <w:r>
+        <w:rPr>
+          <w:rFonts w:ascii="Courier New" w:hAnsi="Courier New" w:cs="Courier New"/>
+          <w:b/>
+          <w:bCs/>
+          <w:sz w:val="20"/>
+          <w:szCs w:val="20"/>
+        </w:rPr>
+        <w:tab/>
+      </w:r>
+      <w:r>
+        <w:rPr>
+          <w:rFonts w:ascii="Courier New" w:hAnsi="Courier New" w:cs="Courier New"/>
+          <w:b/>
+          <w:bCs/>
+          <w:sz w:val="20"/>
+          <w:szCs w:val="20"/>
+        </w:rPr>
+        <w:tab/>
+        <w:t>.</w:t>
+      </w:r>
+    </w:p>
+    <w:p>
+      <w:pPr>
+        <w:rPr>
+          <w:rFonts w:ascii="Courier New" w:hAnsi="Courier New" w:cs="Courier New"/>
+          <w:sz w:val="20"/>
+          <w:szCs w:val="20"/>
+        </w:rPr>
+      </w:pPr>
+      <w:r>
+        <w:rPr>
+          <w:rFonts w:ascii="Courier New" w:hAnsi="Courier New" w:cs="Courier New"/>
+          <w:sz w:val="20"/>
+          <w:szCs w:val="20"/>
+        </w:rPr>
+        <w:t>│   │       └── batch40</w:t>
+      </w:r>
+    </w:p>
+    <w:p>
+      <w:pPr>
+        <w:rPr>
+          <w:rFonts w:ascii="Courier New" w:hAnsi="Courier New" w:cs="Courier New"/>
+          <w:sz w:val="20"/>
+          <w:szCs w:val="20"/>
+        </w:rPr>
+      </w:pPr>
+      <w:r>
+        <w:rPr>
+          <w:rFonts w:ascii="Courier New" w:hAnsi="Courier New" w:cs="Courier New"/>
+          <w:sz w:val="20"/>
+          <w:szCs w:val="20"/>
+        </w:rPr>
+        <w:t>│   ├── piv_mat_out</w:t>
+      </w:r>
+    </w:p>
+    <w:p>
+      <w:pPr>
+        <w:rPr>
+          <w:rFonts w:ascii="Courier New" w:hAnsi="Courier New" w:cs="Courier New"/>
+          <w:sz w:val="20"/>
+          <w:szCs w:val="20"/>
+        </w:rPr>
+      </w:pPr>
+      <w:r>
+        <w:rPr>
+          <w:rFonts w:ascii="Courier New" w:hAnsi="Courier New" w:cs="Courier New"/>
+          <w:sz w:val="20"/>
+          <w:szCs w:val="20"/>
+        </w:rPr>
+        <w:t>│   │   └── svs1_2025-02-06_124837-0400_fs80_t300-out</w:t>
+      </w:r>
+    </w:p>
+    <w:p>
+      <w:pPr>
+        <w:rPr>
+          <w:rFonts w:ascii="Courier New" w:hAnsi="Courier New" w:cs="Courier New"/>
+          <w:sz w:val="20"/>
+          <w:szCs w:val="20"/>
+        </w:rPr>
+      </w:pPr>
+      <w:r>
+        <w:rPr>
+          <w:rFonts w:ascii="Courier New" w:hAnsi="Courier New" w:cs="Courier New"/>
+          <w:sz w:val="20"/>
+          <w:szCs w:val="20"/>
+        </w:rPr>
+        <w:t>│   └── settings</w:t>
+      </w:r>
+    </w:p>
+    <w:p>
+      <w:pPr>
+        <w:rPr>
+          <w:rFonts w:ascii="Courier New" w:hAnsi="Courier New" w:cs="Courier New"/>
+          <w:sz w:val="20"/>
+          <w:szCs w:val="20"/>
+        </w:rPr>
+      </w:pPr>
+      <w:r>
+        <w:rPr>
+          <w:rFonts w:ascii="Courier New" w:hAnsi="Courier New" w:cs="Courier New"/>
+          <w:sz w:val="20"/>
+          <w:szCs w:val="20"/>
+        </w:rPr>
+        <w:t xml:space="preserve">│       └── </w:t>
+      </w:r>
+      <w:r>
+        <w:rPr>
+          <w:rFonts w:ascii="Courier New" w:hAnsi="Courier New" w:cs="Courier New"/>
+          <w:sz w:val="20"/>
+          <w:szCs w:val="20"/>
+        </w:rPr>
+        <w:t>svs1_2025-02-06_124837-0400_fs80_t300.yaml</w:t>
+      </w:r>
+    </w:p>
+    <w:p>
+      <w:pPr>
+        <w:rPr>
+          <w:rFonts w:ascii="Courier New" w:hAnsi="Courier New" w:cs="Courier New"/>
+          <w:sz w:val="20"/>
+          <w:szCs w:val="20"/>
+        </w:rPr>
+      </w:pPr>
+      <w:r>
+        <w:rPr>
+          <w:rFonts w:ascii="Courier New" w:hAnsi="Courier New" w:cs="Courier New"/>
+          <w:sz w:val="20"/>
+          <w:szCs w:val="20"/>
+        </w:rPr>
+        <w:t>└── SVS_jpgs</w:t>
+      </w:r>
+    </w:p>
+    <w:p>
+      <w:pPr>
+        <w:rPr>
+          <w:rFonts w:ascii="Courier New" w:hAnsi="Courier New" w:cs="Courier New"/>
+          <w:sz w:val="20"/>
+          <w:szCs w:val="20"/>
+        </w:rPr>
+      </w:pPr>
+      <w:r>
+        <w:rPr>
+          <w:rFonts w:ascii="Courier New" w:hAnsi="Courier New" w:cs="Courier New"/>
+          <w:sz w:val="20"/>
+          <w:szCs w:val="20"/>
+        </w:rPr>
+        <w:t xml:space="preserve">    └── svs1_2025-02-06_124837-0400_fs80_t300</w:t>
+      </w:r>
+    </w:p>
+    <w:p/>
+    <w:p>
+      <w:pPr>
+        <w:pStyle w:val="ListParagraph"/>
+        <w:numPr>
+          <w:ilvl w:val="0"/>
+          <w:numId w:val="9"/>
+        </w:numPr>
+      </w:pPr>
+      <w:r>
+        <w:rPr>
+          <w:highlight w:val="yellow"/>
+        </w:rPr>
+        <w:t>Before running PIV for the first time in a while, run the</w:t>
+      </w:r>
+      <w:r>
+        <w:rPr>
+          <w:highlight w:val="yellow"/>
+        </w:rPr>
+        <w:t xml:space="preserve"> 1-pair</w:t>
+      </w:r>
+      <w:r>
+        <w:rPr>
+          <w:highlight w:val="yellow"/>
+        </w:rPr>
+        <w:t xml:space="preserve"> precompile PIV test.</w:t>
+      </w:r>
+      <w:r>
+        <w:t xml:space="preserve"> Julia releases packages and libraries to the OS garbage collector over time to keep memory overhead down for unused compile programs. </w:t>
+      </w:r>
+      <w:r>
+        <w:t>Running PIV on a quick one pair test will force the program to compile packages now, rather than on x-number of processes when the real PIV happens.</w:t>
+      </w:r>
+    </w:p>
+    <w:p/>
+    <w:p>
+      <w:pPr>
+        <w:rPr>
+          <w:rFonts w:ascii="Courier New" w:hAnsi="Courier New" w:cs="Courier New"/>
+          <w:sz w:val="20"/>
+          <w:szCs w:val="20"/>
+        </w:rPr>
+      </w:pPr>
+      <w:r>
+        <w:rPr>
+          <w:rFonts w:ascii="Courier New" w:hAnsi="Courier New" w:cs="Courier New"/>
+          <w:sz w:val="20"/>
+          <w:szCs w:val="20"/>
+        </w:rPr>
+        <w:t>pivpipe -c /home/server/pi/homes/shindelr/scripts/pivpipe/settings/1-pair-precompile.yaml</w:t>
+      </w:r>
+    </w:p>
+    <w:p/>
+    <w:p>
+      <w:pPr>
+        <w:pStyle w:val="ListParagraph"/>
+        <w:numPr>
+          <w:ilvl w:val="0"/>
+          <w:numId w:val="9"/>
+        </w:numPr>
+      </w:pPr>
+      <w:r>
+        <w:t>Finally – run PIV!</w:t>
+      </w:r>
+      <w:r>
+        <w:t xml:space="preserve"> This step can take quite a long time.  </w:t>
+      </w:r>
+    </w:p>
+    <w:p/>
+    <w:p>
+      <w:pPr>
+        <w:jc w:val="center"/>
+        <w:rPr>
+          <w:rFonts w:ascii="Courier New" w:hAnsi="Courier New" w:cs="Courier New"/>
+          <w:sz w:val="20"/>
+          <w:szCs w:val="20"/>
+        </w:rPr>
+      </w:pPr>
+      <w:r>
+        <w:rPr>
+          <w:rFonts w:ascii="Courier New" w:hAnsi="Courier New" w:cs="Courier New"/>
+          <w:sz w:val="20"/>
+          <w:szCs w:val="20"/>
+        </w:rPr>
+        <w:t>pivpipe -c settings/</w:t>
+      </w:r>
+      <w:r>
+        <w:rPr>
+          <w:rFonts w:ascii="Courier New" w:hAnsi="Courier New" w:cs="Courier New"/>
+          <w:sz w:val="20"/>
+          <w:szCs w:val="20"/>
+        </w:rPr>
+        <w:t>svs1_2025-02-06_124837-0400_fs80_t300.yaml</w:t>
+      </w:r>
+    </w:p>
+    <w:p>
+      <w:pPr>
+        <w:rPr>
+          <w:rFonts w:ascii="Courier New" w:hAnsi="Courier New" w:cs="Courier New"/>
+          <w:sz w:val="20"/>
+          <w:szCs w:val="20"/>
+        </w:rPr>
+      </w:pPr>
+    </w:p>
+    <w:p>
+      <w:pPr>
+        <w:pStyle w:val="ListParagraph"/>
+        <w:numPr>
+          <w:ilvl w:val="0"/>
+          <w:numId w:val="9"/>
+        </w:numPr>
+        <w:rPr>
+          <w:rFonts w:cs="Courier New"/>
+        </w:rPr>
+      </w:pPr>
+      <w:r>
+        <w:rPr>
+          <w:rFonts w:cs="Courier New"/>
+        </w:rPr>
+        <w:t>Repeat, creating new directories for each of the svs* collection directories. Different YAML files may be needed to modulate the number of processes being used by the computer depending on the number of images in each directory and their batch numbers.</w:t>
+      </w:r>
+    </w:p>
+    <w:p>
+      <w:pPr>
         <w:pStyle w:val="Heading1"/>
       </w:pPr>
-      <w:bookmarkStart w:id="3" w:name="_Toc199844330"/>
+      <w:bookmarkStart w:id="5" w:name="_Toc200452481"/>
       <w:r>
         <w:t>Via GUI</w:t>
       </w:r>
-      <w:bookmarkEnd w:id="3"/>
+      <w:bookmarkEnd w:id="5"/>
     </w:p>
     <w:p>
       <w:r>
@@ -651,6 +2827,95 @@
 <file path=word/numbering.xml><?xml version="1.0" encoding="utf-8"?>
 <w:numbering xmlns:wpc="http://schemas.microsoft.com/office/word/2010/wordprocessingCanvas" xmlns:cx="http://schemas.microsoft.com/office/drawing/2014/chartex" xmlns:cx1="http://schemas.microsoft.com/office/drawing/2015/9/8/chartex" xmlns:cx2="http://schemas.microsoft.com/office/drawing/2015/10/21/chartex" xmlns:cx3="http://schemas.microsoft.com/office/drawing/2016/5/9/chartex" xmlns:cx4="http://schemas.microsoft.com/office/drawing/2016/5/10/chartex" xmlns:cx5="http://schemas.microsoft.com/office/drawing/2016/5/11/chartex" xmlns:cx6="http://schemas.microsoft.com/office/drawing/2016/5/12/chartex" xmlns:cx7="http://schemas.microsoft.com/office/drawing/2016/5/13/chartex" xmlns:cx8="http://schemas.microsoft.com/office/drawing/2016/5/14/chartex" xmlns:mc="http://schemas.openxmlformats.org/markup-compatibility/2006" xmlns:aink="http://schemas.microsoft.com/office/drawing/2016/ink" xmlns:am3d="http://schemas.microsoft.com/office/drawing/2017/model3d" xmlns:o="urn:schemas-microsoft-com:office:office" xmlns:oel="http://schemas.microsoft.com/office/2019/extlst" xmlns:r="http://schemas.openxmlformats.org/officeDocument/2006/relationships" xmlns:m="http://schemas.openxmlformats.org/officeDocument/2006/math" xmlns:v="urn:schemas-microsoft-com:vml" xmlns:wp14="http://schemas.microsoft.com/office/word/2010/wordprocessingDrawing" xmlns:wp="http://schemas.openxmlformats.org/drawingml/2006/wordprocessingDrawing" xmlns:w10="urn:schemas-microsoft-com:office:word" xmlns:w="http://schemas.openxmlformats.org/wordprocessingml/2006/main" xmlns:w14="http://schemas.microsoft.com/office/word/2010/wordml" xmlns:w15="http://schemas.microsoft.com/office/word/2012/wordml" xmlns:w16cex="http://schemas.microsoft.com/office/word/2018/wordml/cex" xmlns:w16cid="http://schemas.microsoft.com/office/word/2016/wordml/cid" xmlns:w16="http://schemas.microsoft.com/office/word/2018/wordml" xmlns:w16du="http://schemas.microsoft.com/office/word/2023/wordml/word16du" xmlns:w16sdtdh="http://schemas.microsoft.com/office/word/2020/wordml/sdtdatahash" xmlns:w16sdtfl="http://schemas.microsoft.com/office/word/2024/wordml/sdtformatlock" xmlns:w16se="http://schemas.microsoft.com/office/word/2015/wordml/symex" xmlns:wpg="http://schemas.microsoft.com/office/word/2010/wordprocessingGroup" xmlns:wpi="http://schemas.microsoft.com/office/word/2010/wordprocessingInk" xmlns:wne="http://schemas.microsoft.com/office/word/2006/wordml" xmlns:wps="http://schemas.microsoft.com/office/word/2010/wordprocessingShape" mc:Ignorable="w14 w15 w16se w16cid w16 w16cex w16sdtdh w16sdtfl w16du wp14">
   <w:abstractNum w:abstractNumId="0" w15:restartNumberingAfterBreak="0">
+    <w:nsid w:val="022C7991"/>
+    <w:multiLevelType w:val="hybridMultilevel"/>
+    <w:tmpl w:val="5B02C45C"/>
+    <w:lvl w:ilvl="0" w:tplc="0409000F">
+      <w:start w:val="1"/>
+      <w:numFmt w:val="decimal"/>
+      <w:lvlText w:val="%1."/>
+      <w:lvlJc w:val="left"/>
+      <w:pPr>
+        <w:ind w:left="720" w:hanging="360"/>
+      </w:pPr>
+      <w:rPr>
+        <w:rFonts w:hint="default"/>
+      </w:rPr>
+    </w:lvl>
+    <w:lvl w:ilvl="1" w:tplc="04090019" w:tentative="1">
+      <w:start w:val="1"/>
+      <w:numFmt w:val="lowerLetter"/>
+      <w:lvlText w:val="%2."/>
+      <w:lvlJc w:val="left"/>
+      <w:pPr>
+        <w:ind w:left="1440" w:hanging="360"/>
+      </w:pPr>
+    </w:lvl>
+    <w:lvl w:ilvl="2" w:tplc="0409001B" w:tentative="1">
+      <w:start w:val="1"/>
+      <w:numFmt w:val="lowerRoman"/>
+      <w:lvlText w:val="%3."/>
+      <w:lvlJc w:val="right"/>
+      <w:pPr>
+        <w:ind w:left="2160" w:hanging="180"/>
+      </w:pPr>
+    </w:lvl>
+    <w:lvl w:ilvl="3" w:tplc="0409000F" w:tentative="1">
+      <w:start w:val="1"/>
+      <w:numFmt w:val="decimal"/>
+      <w:lvlText w:val="%4."/>
+      <w:lvlJc w:val="left"/>
+      <w:pPr>
+        <w:ind w:left="2880" w:hanging="360"/>
+      </w:pPr>
+    </w:lvl>
+    <w:lvl w:ilvl="4" w:tplc="04090019" w:tentative="1">
+      <w:start w:val="1"/>
+      <w:numFmt w:val="lowerLetter"/>
+      <w:lvlText w:val="%5."/>
+      <w:lvlJc w:val="left"/>
+      <w:pPr>
+        <w:ind w:left="3600" w:hanging="360"/>
+      </w:pPr>
+    </w:lvl>
+    <w:lvl w:ilvl="5" w:tplc="0409001B" w:tentative="1">
+      <w:start w:val="1"/>
+      <w:numFmt w:val="lowerRoman"/>
+      <w:lvlText w:val="%6."/>
+      <w:lvlJc w:val="right"/>
+      <w:pPr>
+        <w:ind w:left="4320" w:hanging="180"/>
+      </w:pPr>
+    </w:lvl>
+    <w:lvl w:ilvl="6" w:tplc="0409000F" w:tentative="1">
+      <w:start w:val="1"/>
+      <w:numFmt w:val="decimal"/>
+      <w:lvlText w:val="%7."/>
+      <w:lvlJc w:val="left"/>
+      <w:pPr>
+        <w:ind w:left="5040" w:hanging="360"/>
+      </w:pPr>
+    </w:lvl>
+    <w:lvl w:ilvl="7" w:tplc="04090019" w:tentative="1">
+      <w:start w:val="1"/>
+      <w:numFmt w:val="lowerLetter"/>
+      <w:lvlText w:val="%8."/>
+      <w:lvlJc w:val="left"/>
+      <w:pPr>
+        <w:ind w:left="5760" w:hanging="360"/>
+      </w:pPr>
+    </w:lvl>
+    <w:lvl w:ilvl="8" w:tplc="0409001B" w:tentative="1">
+      <w:start w:val="1"/>
+      <w:numFmt w:val="lowerRoman"/>
+      <w:lvlText w:val="%9."/>
+      <w:lvlJc w:val="right"/>
+      <w:pPr>
+        <w:ind w:left="6480" w:hanging="180"/>
+      </w:pPr>
+    </w:lvl>
+  </w:abstractNum>
+  <w:abstractNum w:abstractNumId="1" w15:restartNumberingAfterBreak="0">
     <w:nsid w:val="033E20EC"/>
     <w:multiLevelType w:val="hybridMultilevel"/>
     <w:tmpl w:val="0CB60684"/>
@@ -762,7 +3027,97 @@
       </w:rPr>
     </w:lvl>
   </w:abstractNum>
-  <w:abstractNum w:abstractNumId="1" w15:restartNumberingAfterBreak="0">
+  <w:abstractNum w:abstractNumId="2" w15:restartNumberingAfterBreak="0">
+    <w:nsid w:val="119D698C"/>
+    <w:multiLevelType w:val="hybridMultilevel"/>
+    <w:tmpl w:val="A01C0104"/>
+    <w:lvl w:ilvl="0" w:tplc="42622200">
+      <w:start w:val="1"/>
+      <w:numFmt w:val="decimal"/>
+      <w:lvlText w:val="%1."/>
+      <w:lvlJc w:val="left"/>
+      <w:pPr>
+        <w:ind w:left="720" w:hanging="360"/>
+      </w:pPr>
+      <w:rPr>
+        <w:rFonts w:ascii="Garamond" w:hAnsi="Garamond" w:hint="default"/>
+        <w:b/>
+      </w:rPr>
+    </w:lvl>
+    <w:lvl w:ilvl="1" w:tplc="04090019" w:tentative="1">
+      <w:start w:val="1"/>
+      <w:numFmt w:val="lowerLetter"/>
+      <w:lvlText w:val="%2."/>
+      <w:lvlJc w:val="left"/>
+      <w:pPr>
+        <w:ind w:left="1440" w:hanging="360"/>
+      </w:pPr>
+    </w:lvl>
+    <w:lvl w:ilvl="2" w:tplc="0409001B" w:tentative="1">
+      <w:start w:val="1"/>
+      <w:numFmt w:val="lowerRoman"/>
+      <w:lvlText w:val="%3."/>
+      <w:lvlJc w:val="right"/>
+      <w:pPr>
+        <w:ind w:left="2160" w:hanging="180"/>
+      </w:pPr>
+    </w:lvl>
+    <w:lvl w:ilvl="3" w:tplc="0409000F" w:tentative="1">
+      <w:start w:val="1"/>
+      <w:numFmt w:val="decimal"/>
+      <w:lvlText w:val="%4."/>
+      <w:lvlJc w:val="left"/>
+      <w:pPr>
+        <w:ind w:left="2880" w:hanging="360"/>
+      </w:pPr>
+    </w:lvl>
+    <w:lvl w:ilvl="4" w:tplc="04090019" w:tentative="1">
+      <w:start w:val="1"/>
+      <w:numFmt w:val="lowerLetter"/>
+      <w:lvlText w:val="%5."/>
+      <w:lvlJc w:val="left"/>
+      <w:pPr>
+        <w:ind w:left="3600" w:hanging="360"/>
+      </w:pPr>
+    </w:lvl>
+    <w:lvl w:ilvl="5" w:tplc="0409001B" w:tentative="1">
+      <w:start w:val="1"/>
+      <w:numFmt w:val="lowerRoman"/>
+      <w:lvlText w:val="%6."/>
+      <w:lvlJc w:val="right"/>
+      <w:pPr>
+        <w:ind w:left="4320" w:hanging="180"/>
+      </w:pPr>
+    </w:lvl>
+    <w:lvl w:ilvl="6" w:tplc="0409000F" w:tentative="1">
+      <w:start w:val="1"/>
+      <w:numFmt w:val="decimal"/>
+      <w:lvlText w:val="%7."/>
+      <w:lvlJc w:val="left"/>
+      <w:pPr>
+        <w:ind w:left="5040" w:hanging="360"/>
+      </w:pPr>
+    </w:lvl>
+    <w:lvl w:ilvl="7" w:tplc="04090019" w:tentative="1">
+      <w:start w:val="1"/>
+      <w:numFmt w:val="lowerLetter"/>
+      <w:lvlText w:val="%8."/>
+      <w:lvlJc w:val="left"/>
+      <w:pPr>
+        <w:ind w:left="5760" w:hanging="360"/>
+      </w:pPr>
+    </w:lvl>
+    <w:lvl w:ilvl="8" w:tplc="0409001B" w:tentative="1">
+      <w:start w:val="1"/>
+      <w:numFmt w:val="lowerRoman"/>
+      <w:lvlText w:val="%9."/>
+      <w:lvlJc w:val="right"/>
+      <w:pPr>
+        <w:ind w:left="6480" w:hanging="180"/>
+      </w:pPr>
+    </w:lvl>
+  </w:abstractNum>
+  <w:abstractNum w:abstractNumId="3" w15:restartNumberingAfterBreak="0">
     <w:nsid w:val="313C16D9"/>
     <w:multiLevelType w:val="hybridMultilevel"/>
     <w:tmpl w:val="7D9E8FF0"/>
@@ -874,7 +3229,7 @@
       </w:rPr>
     </w:lvl>
   </w:abstractNum>
-  <w:abstractNum w:abstractNumId="2" w15:restartNumberingAfterBreak="0">
+  <w:abstractNum w:abstractNumId="4" w15:restartNumberingAfterBreak="0">
     <w:nsid w:val="31E00921"/>
     <w:multiLevelType w:val="hybridMultilevel"/>
     <w:tmpl w:val="92B0F2FA"/>
@@ -986,7 +3341,96 @@
       </w:rPr>
     </w:lvl>
   </w:abstractNum>
-  <w:abstractNum w:abstractNumId="3" w15:restartNumberingAfterBreak="0">
+  <w:abstractNum w:abstractNumId="5" w15:restartNumberingAfterBreak="0">
+    <w:nsid w:val="32325BAD"/>
+    <w:multiLevelType w:val="hybridMultilevel"/>
+    <w:tmpl w:val="7310D188"/>
+    <w:lvl w:ilvl="0" w:tplc="0409000F">
+      <w:start w:val="1"/>
+      <w:numFmt w:val="decimal"/>
+      <w:lvlText w:val="%1."/>
+      <w:lvlJc w:val="left"/>
+      <w:pPr>
+        <w:ind w:left="720" w:hanging="360"/>
+      </w:pPr>
+      <w:rPr>
+        <w:rFonts w:hint="default"/>
+      </w:rPr>
+    </w:lvl>
+    <w:lvl w:ilvl="1" w:tplc="04090019" w:tentative="1">
+      <w:start w:val="1"/>
+      <w:numFmt w:val="lowerLetter"/>
+      <w:lvlText w:val="%2."/>
+      <w:lvlJc w:val="left"/>
+      <w:pPr>
+        <w:ind w:left="1440" w:hanging="360"/>
+      </w:pPr>
+    </w:lvl>
+    <w:lvl w:ilvl="2" w:tplc="0409001B" w:tentative="1">
+      <w:start w:val="1"/>
+      <w:numFmt w:val="lowerRoman"/>
+      <w:lvlText w:val="%3."/>
+      <w:lvlJc w:val="right"/>
+      <w:pPr>
+        <w:ind w:left="2160" w:hanging="180"/>
+      </w:pPr>
+    </w:lvl>
+    <w:lvl w:ilvl="3" w:tplc="0409000F" w:tentative="1">
+      <w:start w:val="1"/>
+      <w:numFmt w:val="decimal"/>
+      <w:lvlText w:val="%4."/>
+      <w:lvlJc w:val="left"/>
+      <w:pPr>
+        <w:ind w:left="2880" w:hanging="360"/>
+      </w:pPr>
+    </w:lvl>
+    <w:lvl w:ilvl="4" w:tplc="04090019" w:tentative="1">
+      <w:start w:val="1"/>
+      <w:numFmt w:val="lowerLetter"/>
+      <w:lvlText w:val="%5."/>
+      <w:lvlJc w:val="left"/>
+      <w:pPr>
+        <w:ind w:left="3600" w:hanging="360"/>
+      </w:pPr>
+    </w:lvl>
+    <w:lvl w:ilvl="5" w:tplc="0409001B" w:tentative="1">
+      <w:start w:val="1"/>
+      <w:numFmt w:val="lowerRoman"/>
+      <w:lvlText w:val="%6."/>
+      <w:lvlJc w:val="right"/>
+      <w:pPr>
+        <w:ind w:left="4320" w:hanging="180"/>
+      </w:pPr>
+    </w:lvl>
+    <w:lvl w:ilvl="6" w:tplc="0409000F" w:tentative="1">
+      <w:start w:val="1"/>
+      <w:numFmt w:val="decimal"/>
+      <w:lvlText w:val="%7."/>
+      <w:lvlJc w:val="left"/>
+      <w:pPr>
+        <w:ind w:left="5040" w:hanging="360"/>
+      </w:pPr>
+    </w:lvl>
+    <w:lvl w:ilvl="7" w:tplc="04090019" w:tentative="1">
+      <w:start w:val="1"/>
+      <w:numFmt w:val="lowerLetter"/>
+      <w:lvlText w:val="%8."/>
+      <w:lvlJc w:val="left"/>
+      <w:pPr>
+        <w:ind w:left="5760" w:hanging="360"/>
+      </w:pPr>
+    </w:lvl>
+    <w:lvl w:ilvl="8" w:tplc="0409001B" w:tentative="1">
+      <w:start w:val="1"/>
+      <w:numFmt w:val="lowerRoman"/>
+      <w:lvlText w:val="%9."/>
+      <w:lvlJc w:val="right"/>
+      <w:pPr>
+        <w:ind w:left="6480" w:hanging="180"/>
+      </w:pPr>
+    </w:lvl>
+  </w:abstractNum>
+  <w:abstractNum w:abstractNumId="6" w15:restartNumberingAfterBreak="0">
     <w:nsid w:val="32465408"/>
     <w:multiLevelType w:val="hybridMultilevel"/>
     <w:tmpl w:val="E39C7252"/>
@@ -1098,17 +3542,207 @@
       </w:rPr>
     </w:lvl>
   </w:abstractNum>
+  <w:abstractNum w:abstractNumId="7" w15:restartNumberingAfterBreak="0">
+    <w:nsid w:val="437223A9"/>
+    <w:multiLevelType w:val="hybridMultilevel"/>
+    <w:tmpl w:val="22FC6E80"/>
+    <w:lvl w:ilvl="0" w:tplc="0409000F">
+      <w:start w:val="1"/>
+      <w:numFmt w:val="decimal"/>
+      <w:lvlText w:val="%1."/>
+      <w:lvlJc w:val="left"/>
+      <w:pPr>
+        <w:ind w:left="720" w:hanging="360"/>
+      </w:pPr>
+      <w:rPr>
+        <w:rFonts w:hint="default"/>
+      </w:rPr>
+    </w:lvl>
+    <w:lvl w:ilvl="1" w:tplc="04090019" w:tentative="1">
+      <w:start w:val="1"/>
+      <w:numFmt w:val="lowerLetter"/>
+      <w:lvlText w:val="%2."/>
+      <w:lvlJc w:val="left"/>
+      <w:pPr>
+        <w:ind w:left="1440" w:hanging="360"/>
+      </w:pPr>
+    </w:lvl>
+    <w:lvl w:ilvl="2" w:tplc="0409001B" w:tentative="1">
+      <w:start w:val="1"/>
+      <w:numFmt w:val="lowerRoman"/>
+      <w:lvlText w:val="%3."/>
+      <w:lvlJc w:val="right"/>
+      <w:pPr>
+        <w:ind w:left="2160" w:hanging="180"/>
+      </w:pPr>
+    </w:lvl>
+    <w:lvl w:ilvl="3" w:tplc="0409000F" w:tentative="1">
+      <w:start w:val="1"/>
+      <w:numFmt w:val="decimal"/>
+      <w:lvlText w:val="%4."/>
+      <w:lvlJc w:val="left"/>
+      <w:pPr>
+        <w:ind w:left="2880" w:hanging="360"/>
+      </w:pPr>
+    </w:lvl>
+    <w:lvl w:ilvl="4" w:tplc="04090019" w:tentative="1">
+      <w:start w:val="1"/>
+      <w:numFmt w:val="lowerLetter"/>
+      <w:lvlText w:val="%5."/>
+      <w:lvlJc w:val="left"/>
+      <w:pPr>
+        <w:ind w:left="3600" w:hanging="360"/>
+      </w:pPr>
+    </w:lvl>
+    <w:lvl w:ilvl="5" w:tplc="0409001B" w:tentative="1">
+      <w:start w:val="1"/>
+      <w:numFmt w:val="lowerRoman"/>
+      <w:lvlText w:val="%6."/>
+      <w:lvlJc w:val="right"/>
+      <w:pPr>
+        <w:ind w:left="4320" w:hanging="180"/>
+      </w:pPr>
+    </w:lvl>
+    <w:lvl w:ilvl="6" w:tplc="0409000F" w:tentative="1">
+      <w:start w:val="1"/>
+      <w:numFmt w:val="decimal"/>
+      <w:lvlText w:val="%7."/>
+      <w:lvlJc w:val="left"/>
+      <w:pPr>
+        <w:ind w:left="5040" w:hanging="360"/>
+      </w:pPr>
+    </w:lvl>
+    <w:lvl w:ilvl="7" w:tplc="04090019" w:tentative="1">
+      <w:start w:val="1"/>
+      <w:numFmt w:val="lowerLetter"/>
+      <w:lvlText w:val="%8."/>
+      <w:lvlJc w:val="left"/>
+      <w:pPr>
+        <w:ind w:left="5760" w:hanging="360"/>
+      </w:pPr>
+    </w:lvl>
+    <w:lvl w:ilvl="8" w:tplc="0409001B" w:tentative="1">
+      <w:start w:val="1"/>
+      <w:numFmt w:val="lowerRoman"/>
+      <w:lvlText w:val="%9."/>
+      <w:lvlJc w:val="right"/>
+      <w:pPr>
+        <w:ind w:left="6480" w:hanging="180"/>
+      </w:pPr>
+    </w:lvl>
+  </w:abstractNum>
+  <w:abstractNum w:abstractNumId="8" w15:restartNumberingAfterBreak="0">
+    <w:nsid w:val="7AAC5C69"/>
+    <w:multiLevelType w:val="hybridMultilevel"/>
+    <w:tmpl w:val="D45EA056"/>
+    <w:lvl w:ilvl="0" w:tplc="0409000F">
+      <w:start w:val="1"/>
+      <w:numFmt w:val="decimal"/>
+      <w:lvlText w:val="%1."/>
+      <w:lvlJc w:val="left"/>
+      <w:pPr>
+        <w:ind w:left="720" w:hanging="360"/>
+      </w:pPr>
+    </w:lvl>
+    <w:lvl w:ilvl="1" w:tplc="04090019" w:tentative="1">
+      <w:start w:val="1"/>
+      <w:numFmt w:val="lowerLetter"/>
+      <w:lvlText w:val="%2."/>
+      <w:lvlJc w:val="left"/>
+      <w:pPr>
+        <w:ind w:left="1440" w:hanging="360"/>
+      </w:pPr>
+    </w:lvl>
+    <w:lvl w:ilvl="2" w:tplc="0409001B" w:tentative="1">
+      <w:start w:val="1"/>
+      <w:numFmt w:val="lowerRoman"/>
+      <w:lvlText w:val="%3."/>
+      <w:lvlJc w:val="right"/>
+      <w:pPr>
+        <w:ind w:left="2160" w:hanging="180"/>
+      </w:pPr>
+    </w:lvl>
+    <w:lvl w:ilvl="3" w:tplc="0409000F" w:tentative="1">
+      <w:start w:val="1"/>
+      <w:numFmt w:val="decimal"/>
+      <w:lvlText w:val="%4."/>
+      <w:lvlJc w:val="left"/>
+      <w:pPr>
+        <w:ind w:left="2880" w:hanging="360"/>
+      </w:pPr>
+    </w:lvl>
+    <w:lvl w:ilvl="4" w:tplc="04090019" w:tentative="1">
+      <w:start w:val="1"/>
+      <w:numFmt w:val="lowerLetter"/>
+      <w:lvlText w:val="%5."/>
+      <w:lvlJc w:val="left"/>
+      <w:pPr>
+        <w:ind w:left="3600" w:hanging="360"/>
+      </w:pPr>
+    </w:lvl>
+    <w:lvl w:ilvl="5" w:tplc="0409001B" w:tentative="1">
+      <w:start w:val="1"/>
+      <w:numFmt w:val="lowerRoman"/>
+      <w:lvlText w:val="%6."/>
+      <w:lvlJc w:val="right"/>
+      <w:pPr>
+        <w:ind w:left="4320" w:hanging="180"/>
+      </w:pPr>
+    </w:lvl>
+    <w:lvl w:ilvl="6" w:tplc="0409000F" w:tentative="1">
+      <w:start w:val="1"/>
+      <w:numFmt w:val="decimal"/>
+      <w:lvlText w:val="%7."/>
+      <w:lvlJc w:val="left"/>
+      <w:pPr>
+        <w:ind w:left="5040" w:hanging="360"/>
+      </w:pPr>
+    </w:lvl>
+    <w:lvl w:ilvl="7" w:tplc="04090019" w:tentative="1">
+      <w:start w:val="1"/>
+      <w:numFmt w:val="lowerLetter"/>
+      <w:lvlText w:val="%8."/>
+      <w:lvlJc w:val="left"/>
+      <w:pPr>
+        <w:ind w:left="5760" w:hanging="360"/>
+      </w:pPr>
+    </w:lvl>
+    <w:lvl w:ilvl="8" w:tplc="0409001B" w:tentative="1">
+      <w:start w:val="1"/>
+      <w:numFmt w:val="lowerRoman"/>
+      <w:lvlText w:val="%9."/>
+      <w:lvlJc w:val="right"/>
+      <w:pPr>
+        <w:ind w:left="6480" w:hanging="180"/>
+      </w:pPr>
+    </w:lvl>
+  </w:abstractNum>
   <w:num w:numId="1" w16cid:durableId="2137485037">
+    <w:abstractNumId w:val="6"/>
+  </w:num>
+  <w:num w:numId="2" w16cid:durableId="1824276395">
+    <w:abstractNumId w:val="4"/>
+  </w:num>
+  <w:num w:numId="3" w16cid:durableId="617957413">
+    <w:abstractNumId w:val="1"/>
+  </w:num>
+  <w:num w:numId="4" w16cid:durableId="2093163096">
     <w:abstractNumId w:val="3"/>
   </w:num>
-  <w:num w:numId="2" w16cid:durableId="1824276395">
-    <w:abstractNumId w:val="2"/>
+  <w:num w:numId="5" w16cid:durableId="1968193164">
+    <w:abstractNumId w:val="5"/>
   </w:num>
-  <w:num w:numId="3" w16cid:durableId="617957413">
+  <w:num w:numId="6" w16cid:durableId="1382710410">
+    <w:abstractNumId w:val="7"/>
+  </w:num>
+  <w:num w:numId="7" w16cid:durableId="1832990173">
     <w:abstractNumId w:val="0"/>
   </w:num>
-  <w:num w:numId="4" w16cid:durableId="2093163096">
-    <w:abstractNumId w:val="1"/>
+  <w:num w:numId="8" w16cid:durableId="1088313105">
+    <w:abstractNumId w:val="8"/>
+  </w:num>
+  <w:num w:numId="9" w16cid:durableId="2088844190">
+    <w:abstractNumId w:val="2"/>
   </w:num>
 </w:numbering>
 </file>
@@ -2237,6 +4871,30 @@
       <w:szCs w:val="20"/>
     </w:rPr>
   </w:style>
+  <w:style w:type="character" w:styleId="UnresolvedMention">
+    <w:name w:val="Unresolved Mention"/>
+    <w:basedOn w:val="DefaultParagraphFont"/>
+    <w:uiPriority w:val="99"/>
+    <w:semiHidden/>
+    <w:unhideWhenUsed/>
+    <w:rsid w:val="0016654F"/>
+    <w:rPr>
+      <w:color w:val="605E5C"/>
+      <w:shd w:val="clear" w:color="auto" w:fill="E1DFDD"/>
+    </w:rPr>
+  </w:style>
+  <w:style w:type="character" w:styleId="FollowedHyperlink">
+    <w:name w:val="FollowedHyperlink"/>
+    <w:basedOn w:val="DefaultParagraphFont"/>
+    <w:uiPriority w:val="99"/>
+    <w:semiHidden/>
+    <w:unhideWhenUsed/>
+    <w:rsid w:val="0037120E"/>
+    <w:rPr>
+      <w:color w:val="96607D" w:themeColor="followedHyperlink"/>
+      <w:u w:val="single"/>
+    </w:rPr>
+  </w:style>
 </w:styles>
 </file>
 
